--- a/lessons/2-11/readiness/practice.docx
+++ b/lessons/2-11/readiness/practice.docx
@@ -29,7 +29,7 @@
           <w:sz w:val="20"/>
           <w:szCs w:val="20"/>
         </w:rPr>
-        <w:t xml:space="preserve">Readiness practice for Lesson 1-5  ·  Builds toward 6.NS.3</w:t>
+        <w:t xml:space="preserve">Readiness practice for Lesson 2-11 (Unit 2 · Lesson 11)  ·  Builds toward 6.NOS.3</w:t>
       </w:r>
     </w:p>
     <w:p>
@@ -432,7 +432,7 @@
           <w:sz w:val="20"/>
           <w:szCs w:val="20"/>
         </w:rPr>
-        <w:t xml:space="preserve">When you've finished, open Lesson 1-5 and dive in!</w:t>
+        <w:t xml:space="preserve">When you've finished, open Lesson 2-11 and dive in!</w:t>
       </w:r>
     </w:p>
     <w:p>

--- a/lessons/2-11/readiness/practice.docx
+++ b/lessons/2-11/readiness/practice.docx
@@ -86,7 +86,983 @@
     </w:p>
     <w:p>
       <w:pPr>
-        <w:spacing w:after="120" w:before="0"/>
+        <w:spacing w:after="60" w:before="120"/>
+      </w:pPr>
+      <w:r>
+        <w:rPr>
+          <w:b/>
+          <w:bCs/>
+          <w:color w:val="0F2B3C"/>
+          <w:sz w:val="24"/>
+          <w:szCs w:val="24"/>
+        </w:rPr>
+        <w:t xml:space="preserve">Vocabulary Anchor Box</w:t>
+      </w:r>
+    </w:p>
+    <w:tbl>
+      <w:tblPr>
+        <w:tblW w:type="dxa" w:w="9360"/>
+        <w:tblBorders>
+          <w:top w:val="single" w:color="C7D2DD" w:sz="6"/>
+          <w:left w:val="single" w:color="C7D2DD" w:sz="6"/>
+          <w:bottom w:val="single" w:color="C7D2DD" w:sz="6"/>
+          <w:right w:val="single" w:color="C7D2DD" w:sz="6"/>
+          <w:insideH w:val="single" w:color="C7D2DD" w:sz="6"/>
+          <w:insideV w:val="single" w:color="C7D2DD" w:sz="6"/>
+        </w:tblBorders>
+      </w:tblPr>
+      <w:tblGrid>
+        <w:gridCol w:w="1800"/>
+        <w:gridCol w:w="3160"/>
+        <w:gridCol w:w="2200"/>
+        <w:gridCol w:w="2200"/>
+      </w:tblGrid>
+      <w:tr>
+        <w:trPr>
+          <w:cantSplit/>
+          <w:tblHeader/>
+        </w:trPr>
+        <w:tc>
+          <w:tcPr>
+            <w:tcW w:type="dxa" w:w="1800"/>
+            <w:shd w:fill="EEF4F8" w:color="auto" w:val="clear"/>
+            <w:tcMar>
+              <w:top w:type="dxa" w:w="60"/>
+              <w:left w:type="dxa" w:w="100"/>
+              <w:bottom w:type="dxa" w:w="60"/>
+              <w:right w:type="dxa" w:w="100"/>
+            </w:tcMar>
+          </w:tcPr>
+          <w:p>
+            <w:pPr>
+              <w:spacing w:after="0" w:before="0"/>
+            </w:pPr>
+            <w:r>
+              <w:rPr>
+                <w:b/>
+                <w:bCs/>
+                <w:color w:val="0F2B3C"/>
+                <w:sz w:val="18"/>
+                <w:szCs w:val="18"/>
+              </w:rPr>
+              <w:t xml:space="preserve">Concept Term</w:t>
+            </w:r>
+          </w:p>
+        </w:tc>
+        <w:tc>
+          <w:tcPr>
+            <w:tcW w:type="dxa" w:w="3160"/>
+            <w:shd w:fill="EEF4F8" w:color="auto" w:val="clear"/>
+            <w:tcMar>
+              <w:top w:type="dxa" w:w="60"/>
+              <w:left w:type="dxa" w:w="100"/>
+              <w:bottom w:type="dxa" w:w="60"/>
+              <w:right w:type="dxa" w:w="100"/>
+            </w:tcMar>
+          </w:tcPr>
+          <w:p>
+            <w:pPr>
+              <w:spacing w:after="0" w:before="0"/>
+            </w:pPr>
+            <w:r>
+              <w:rPr>
+                <w:b/>
+                <w:bCs/>
+                <w:color w:val="0F2B3C"/>
+                <w:sz w:val="18"/>
+                <w:szCs w:val="18"/>
+              </w:rPr>
+              <w:t xml:space="preserve">Student-Friendly Definition</w:t>
+            </w:r>
+          </w:p>
+        </w:tc>
+        <w:tc>
+          <w:tcPr>
+            <w:tcW w:type="dxa" w:w="2200"/>
+            <w:shd w:fill="EEF4F8" w:color="auto" w:val="clear"/>
+            <w:tcMar>
+              <w:top w:type="dxa" w:w="60"/>
+              <w:left w:type="dxa" w:w="100"/>
+              <w:bottom w:type="dxa" w:w="60"/>
+              <w:right w:type="dxa" w:w="100"/>
+            </w:tcMar>
+          </w:tcPr>
+          <w:p>
+            <w:pPr>
+              <w:spacing w:after="0" w:before="0"/>
+            </w:pPr>
+            <w:r>
+              <w:rPr>
+                <w:b/>
+                <w:bCs/>
+                <w:color w:val="0F2B3C"/>
+                <w:sz w:val="18"/>
+                <w:szCs w:val="18"/>
+              </w:rPr>
+              <w:t xml:space="preserve">Non-Example</w:t>
+            </w:r>
+          </w:p>
+        </w:tc>
+        <w:tc>
+          <w:tcPr>
+            <w:tcW w:type="dxa" w:w="2200"/>
+            <w:shd w:fill="EEF4F8" w:color="auto" w:val="clear"/>
+            <w:tcMar>
+              <w:top w:type="dxa" w:w="60"/>
+              <w:left w:type="dxa" w:w="100"/>
+              <w:bottom w:type="dxa" w:w="60"/>
+              <w:right w:type="dxa" w:w="100"/>
+            </w:tcMar>
+          </w:tcPr>
+          <w:p>
+            <w:pPr>
+              <w:spacing w:after="0" w:before="0"/>
+            </w:pPr>
+            <w:r>
+              <w:rPr>
+                <w:b/>
+                <w:bCs/>
+                <w:color w:val="0F2B3C"/>
+                <w:sz w:val="18"/>
+                <w:szCs w:val="18"/>
+              </w:rPr>
+              <w:t xml:space="preserve">Visual Clue</w:t>
+            </w:r>
+          </w:p>
+        </w:tc>
+      </w:tr>
+      <w:tr>
+        <w:trPr>
+          <w:cantSplit/>
+        </w:trPr>
+        <w:tc>
+          <w:tcPr>
+            <w:tcW w:type="dxa" w:w="1800"/>
+            <w:tcMar>
+              <w:top w:type="dxa" w:w="60"/>
+              <w:left w:type="dxa" w:w="100"/>
+              <w:bottom w:type="dxa" w:w="60"/>
+              <w:right w:type="dxa" w:w="100"/>
+            </w:tcMar>
+            <w:vAlign w:val="top"/>
+          </w:tcPr>
+          <w:p>
+            <w:pPr>
+              <w:spacing w:after="20" w:before="0"/>
+            </w:pPr>
+            <w:r>
+              <w:rPr>
+                <w:b/>
+                <w:bCs/>
+                <w:color w:val="0F2B3C"/>
+                <w:sz w:val="20"/>
+                <w:szCs w:val="20"/>
+              </w:rPr>
+              <w:t xml:space="preserve">Add and Subtract Decimals</w:t>
+            </w:r>
+          </w:p>
+          <w:p>
+            <w:pPr>
+              <w:spacing w:after="0" w:before="0"/>
+            </w:pPr>
+            <w:r>
+              <w:rPr>
+                <w:i/>
+                <w:iCs/>
+                <w:color w:val="5E6E7E"/>
+                <w:sz w:val="18"/>
+                <w:szCs w:val="18"/>
+              </w:rPr>
+              <w:t xml:space="preserve">Sumar y restar decimales</w:t>
+            </w:r>
+          </w:p>
+        </w:tc>
+        <w:tc>
+          <w:tcPr>
+            <w:tcW w:type="dxa" w:w="3160"/>
+            <w:tcMar>
+              <w:top w:type="dxa" w:w="60"/>
+              <w:left w:type="dxa" w:w="100"/>
+              <w:bottom w:type="dxa" w:w="60"/>
+              <w:right w:type="dxa" w:w="100"/>
+            </w:tcMar>
+            <w:vAlign w:val="top"/>
+          </w:tcPr>
+          <w:p>
+            <w:pPr>
+              <w:spacing w:after="0" w:before="0"/>
+            </w:pPr>
+            <w:r>
+              <w:rPr>
+                <w:sz w:val="19"/>
+                <w:szCs w:val="19"/>
+              </w:rPr>
+              <w:t xml:space="preserve">Combine or find the difference between decimals by lining up equal place values.</w:t>
+            </w:r>
+          </w:p>
+        </w:tc>
+        <w:tc>
+          <w:tcPr>
+            <w:tcW w:type="dxa" w:w="2200"/>
+            <w:tcMar>
+              <w:top w:type="dxa" w:w="60"/>
+              <w:left w:type="dxa" w:w="100"/>
+              <w:bottom w:type="dxa" w:w="60"/>
+              <w:right w:type="dxa" w:w="100"/>
+            </w:tcMar>
+            <w:vAlign w:val="top"/>
+          </w:tcPr>
+          <w:p>
+            <w:pPr>
+              <w:spacing w:after="30" w:before="0"/>
+            </w:pPr>
+            <w:r>
+              <w:rPr>
+                <w:i/>
+                <w:iCs/>
+                <w:color w:val="5E6E7E"/>
+                <w:sz w:val="18"/>
+                <w:szCs w:val="18"/>
+              </w:rPr>
+              <w:t xml:space="preserve">Not Add and Subtract Decimals: write a counter-example that does not fit the rule.</w:t>
+            </w:r>
+          </w:p>
+          <w:p>
+            <w:pPr>
+              <w:spacing w:after="50" w:before="0"/>
+            </w:pPr>
+            <w:r>
+              <w:rPr>
+                <w:color w:val="BBBBBB"/>
+                <w:sz w:val="18"/>
+                <w:szCs w:val="18"/>
+              </w:rPr>
+              <w:t xml:space="preserve">____________________________</w:t>
+            </w:r>
+          </w:p>
+        </w:tc>
+        <w:tc>
+          <w:tcPr>
+            <w:tcW w:type="dxa" w:w="2200"/>
+            <w:tcMar>
+              <w:top w:type="dxa" w:w="60"/>
+              <w:left w:type="dxa" w:w="100"/>
+              <w:bottom w:type="dxa" w:w="60"/>
+              <w:right w:type="dxa" w:w="100"/>
+            </w:tcMar>
+            <w:vAlign w:val="top"/>
+          </w:tcPr>
+          <w:p>
+            <w:pPr>
+              <w:spacing w:after="0" w:before="0"/>
+            </w:pPr>
+            <w:r>
+              <w:rPr>
+                <w:i/>
+                <w:iCs/>
+                <w:color w:val="5E6E7E"/>
+                <w:sz w:val="18"/>
+                <w:szCs w:val="18"/>
+              </w:rPr>
+              <w:t xml:space="preserve">15.70 − 8.36 = 7.34; line up the decimal points.</w:t>
+            </w:r>
+          </w:p>
+        </w:tc>
+      </w:tr>
+      <w:tr>
+        <w:trPr>
+          <w:cantSplit/>
+        </w:trPr>
+        <w:tc>
+          <w:tcPr>
+            <w:tcW w:type="dxa" w:w="1800"/>
+            <w:tcMar>
+              <w:top w:type="dxa" w:w="60"/>
+              <w:left w:type="dxa" w:w="100"/>
+              <w:bottom w:type="dxa" w:w="60"/>
+              <w:right w:type="dxa" w:w="100"/>
+            </w:tcMar>
+            <w:vAlign w:val="top"/>
+          </w:tcPr>
+          <w:p>
+            <w:pPr>
+              <w:spacing w:after="20" w:before="0"/>
+            </w:pPr>
+            <w:r>
+              <w:rPr>
+                <w:b/>
+                <w:bCs/>
+                <w:color w:val="0F2B3C"/>
+                <w:sz w:val="20"/>
+                <w:szCs w:val="20"/>
+              </w:rPr>
+              <w:t xml:space="preserve">Decimal</w:t>
+            </w:r>
+          </w:p>
+          <w:p>
+            <w:pPr>
+              <w:spacing w:after="0" w:before="0"/>
+            </w:pPr>
+            <w:r>
+              <w:rPr>
+                <w:i/>
+                <w:iCs/>
+                <w:color w:val="5E6E7E"/>
+                <w:sz w:val="18"/>
+                <w:szCs w:val="18"/>
+              </w:rPr>
+              <w:t xml:space="preserve">Decimal</w:t>
+            </w:r>
+          </w:p>
+        </w:tc>
+        <w:tc>
+          <w:tcPr>
+            <w:tcW w:type="dxa" w:w="3160"/>
+            <w:tcMar>
+              <w:top w:type="dxa" w:w="60"/>
+              <w:left w:type="dxa" w:w="100"/>
+              <w:bottom w:type="dxa" w:w="60"/>
+              <w:right w:type="dxa" w:w="100"/>
+            </w:tcMar>
+            <w:vAlign w:val="top"/>
+          </w:tcPr>
+          <w:p>
+            <w:pPr>
+              <w:spacing w:after="0" w:before="0"/>
+            </w:pPr>
+            <w:r>
+              <w:rPr>
+                <w:sz w:val="19"/>
+                <w:szCs w:val="19"/>
+              </w:rPr>
+              <w:t xml:space="preserve">A number with a dot, like 0.5, that shows a part less than one.</w:t>
+            </w:r>
+          </w:p>
+        </w:tc>
+        <w:tc>
+          <w:tcPr>
+            <w:tcW w:type="dxa" w:w="2200"/>
+            <w:tcMar>
+              <w:top w:type="dxa" w:w="60"/>
+              <w:left w:type="dxa" w:w="100"/>
+              <w:bottom w:type="dxa" w:w="60"/>
+              <w:right w:type="dxa" w:w="100"/>
+            </w:tcMar>
+            <w:vAlign w:val="top"/>
+          </w:tcPr>
+          <w:p>
+            <w:pPr>
+              <w:spacing w:after="30" w:before="0"/>
+            </w:pPr>
+            <w:r>
+              <w:rPr>
+                <w:i/>
+                <w:iCs/>
+                <w:color w:val="5E6E7E"/>
+                <w:sz w:val="18"/>
+                <w:szCs w:val="18"/>
+              </w:rPr>
+              <w:t xml:space="preserve">Not Decimal: write a counter-example that does not fit the rule.</w:t>
+            </w:r>
+          </w:p>
+          <w:p>
+            <w:pPr>
+              <w:spacing w:after="50" w:before="0"/>
+            </w:pPr>
+            <w:r>
+              <w:rPr>
+                <w:color w:val="BBBBBB"/>
+                <w:sz w:val="18"/>
+                <w:szCs w:val="18"/>
+              </w:rPr>
+              <w:t xml:space="preserve">____________________________</w:t>
+            </w:r>
+          </w:p>
+        </w:tc>
+        <w:tc>
+          <w:tcPr>
+            <w:tcW w:type="dxa" w:w="2200"/>
+            <w:tcMar>
+              <w:top w:type="dxa" w:w="60"/>
+              <w:left w:type="dxa" w:w="100"/>
+              <w:bottom w:type="dxa" w:w="60"/>
+              <w:right w:type="dxa" w:w="100"/>
+            </w:tcMar>
+            <w:vAlign w:val="top"/>
+          </w:tcPr>
+          <w:p>
+            <w:pPr>
+              <w:spacing w:after="0" w:before="0"/>
+            </w:pPr>
+            <w:r>
+              <w:rPr>
+                <w:i/>
+                <w:iCs/>
+                <w:color w:val="5E6E7E"/>
+                <w:sz w:val="18"/>
+                <w:szCs w:val="18"/>
+              </w:rPr>
+              <w:t xml:space="preserve">3.75 means 3 ones + 7 tenths + 5 hundredths — it is between 3 and 4</w:t>
+            </w:r>
+          </w:p>
+        </w:tc>
+      </w:tr>
+      <w:tr>
+        <w:trPr>
+          <w:cantSplit/>
+        </w:trPr>
+        <w:tc>
+          <w:tcPr>
+            <w:tcW w:type="dxa" w:w="1800"/>
+            <w:tcMar>
+              <w:top w:type="dxa" w:w="60"/>
+              <w:left w:type="dxa" w:w="100"/>
+              <w:bottom w:type="dxa" w:w="60"/>
+              <w:right w:type="dxa" w:w="100"/>
+            </w:tcMar>
+            <w:vAlign w:val="top"/>
+          </w:tcPr>
+          <w:p>
+            <w:pPr>
+              <w:spacing w:after="20" w:before="0"/>
+            </w:pPr>
+            <w:r>
+              <w:rPr>
+                <w:b/>
+                <w:bCs/>
+                <w:color w:val="0F2B3C"/>
+                <w:sz w:val="20"/>
+                <w:szCs w:val="20"/>
+              </w:rPr>
+              <w:t xml:space="preserve">Place value</w:t>
+            </w:r>
+          </w:p>
+          <w:p>
+            <w:pPr>
+              <w:spacing w:after="0" w:before="0"/>
+            </w:pPr>
+            <w:r>
+              <w:rPr>
+                <w:i/>
+                <w:iCs/>
+                <w:color w:val="5E6E7E"/>
+                <w:sz w:val="18"/>
+                <w:szCs w:val="18"/>
+              </w:rPr>
+              <w:t xml:space="preserve">Valor posicional</w:t>
+            </w:r>
+          </w:p>
+        </w:tc>
+        <w:tc>
+          <w:tcPr>
+            <w:tcW w:type="dxa" w:w="3160"/>
+            <w:tcMar>
+              <w:top w:type="dxa" w:w="60"/>
+              <w:left w:type="dxa" w:w="100"/>
+              <w:bottom w:type="dxa" w:w="60"/>
+              <w:right w:type="dxa" w:w="100"/>
+            </w:tcMar>
+            <w:vAlign w:val="top"/>
+          </w:tcPr>
+          <w:p>
+            <w:pPr>
+              <w:spacing w:after="0" w:before="0"/>
+            </w:pPr>
+            <w:r>
+              <w:rPr>
+                <w:sz w:val="19"/>
+                <w:szCs w:val="19"/>
+              </w:rPr>
+              <w:t xml:space="preserve">What a digit is worth based on where it sits in a number.</w:t>
+            </w:r>
+          </w:p>
+        </w:tc>
+        <w:tc>
+          <w:tcPr>
+            <w:tcW w:type="dxa" w:w="2200"/>
+            <w:tcMar>
+              <w:top w:type="dxa" w:w="60"/>
+              <w:left w:type="dxa" w:w="100"/>
+              <w:bottom w:type="dxa" w:w="60"/>
+              <w:right w:type="dxa" w:w="100"/>
+            </w:tcMar>
+            <w:vAlign w:val="top"/>
+          </w:tcPr>
+          <w:p>
+            <w:pPr>
+              <w:spacing w:after="30" w:before="0"/>
+            </w:pPr>
+            <w:r>
+              <w:rPr>
+                <w:i/>
+                <w:iCs/>
+                <w:color w:val="5E6E7E"/>
+                <w:sz w:val="18"/>
+                <w:szCs w:val="18"/>
+              </w:rPr>
+              <w:t xml:space="preserve">Not Place value: write a counter-example that does not fit the rule.</w:t>
+            </w:r>
+          </w:p>
+          <w:p>
+            <w:pPr>
+              <w:spacing w:after="50" w:before="0"/>
+            </w:pPr>
+            <w:r>
+              <w:rPr>
+                <w:color w:val="BBBBBB"/>
+                <w:sz w:val="18"/>
+                <w:szCs w:val="18"/>
+              </w:rPr>
+              <w:t xml:space="preserve">____________________________</w:t>
+            </w:r>
+          </w:p>
+        </w:tc>
+        <w:tc>
+          <w:tcPr>
+            <w:tcW w:type="dxa" w:w="2200"/>
+            <w:tcMar>
+              <w:top w:type="dxa" w:w="60"/>
+              <w:left w:type="dxa" w:w="100"/>
+              <w:bottom w:type="dxa" w:w="60"/>
+              <w:right w:type="dxa" w:w="100"/>
+            </w:tcMar>
+            <w:vAlign w:val="top"/>
+          </w:tcPr>
+          <w:p>
+            <w:pPr>
+              <w:spacing w:after="0" w:before="0"/>
+            </w:pPr>
+            <w:r>
+              <w:rPr>
+                <w:i/>
+                <w:iCs/>
+                <w:color w:val="5E6E7E"/>
+                <w:sz w:val="18"/>
+                <w:szCs w:val="18"/>
+              </w:rPr>
+              <w:t xml:space="preserve">In 4.38: the 4 = 4 ones, the 3 = 3 tenths (0.3), the 8 = 8 hundredths (0.08)</w:t>
+            </w:r>
+          </w:p>
+        </w:tc>
+      </w:tr>
+      <w:tr>
+        <w:trPr>
+          <w:cantSplit/>
+        </w:trPr>
+        <w:tc>
+          <w:tcPr>
+            <w:tcW w:type="dxa" w:w="1800"/>
+            <w:tcMar>
+              <w:top w:type="dxa" w:w="60"/>
+              <w:left w:type="dxa" w:w="100"/>
+              <w:bottom w:type="dxa" w:w="60"/>
+              <w:right w:type="dxa" w:w="100"/>
+            </w:tcMar>
+            <w:vAlign w:val="top"/>
+          </w:tcPr>
+          <w:p>
+            <w:pPr>
+              <w:spacing w:after="20" w:before="0"/>
+            </w:pPr>
+            <w:r>
+              <w:rPr>
+                <w:b/>
+                <w:bCs/>
+                <w:color w:val="0F2B3C"/>
+                <w:sz w:val="20"/>
+                <w:szCs w:val="20"/>
+              </w:rPr>
+              <w:t xml:space="preserve">Tenths</w:t>
+            </w:r>
+          </w:p>
+          <w:p>
+            <w:pPr>
+              <w:spacing w:after="0" w:before="0"/>
+            </w:pPr>
+            <w:r>
+              <w:rPr>
+                <w:i/>
+                <w:iCs/>
+                <w:color w:val="5E6E7E"/>
+                <w:sz w:val="18"/>
+                <w:szCs w:val="18"/>
+              </w:rPr>
+              <w:t xml:space="preserve">Décimas</w:t>
+            </w:r>
+          </w:p>
+        </w:tc>
+        <w:tc>
+          <w:tcPr>
+            <w:tcW w:type="dxa" w:w="3160"/>
+            <w:tcMar>
+              <w:top w:type="dxa" w:w="60"/>
+              <w:left w:type="dxa" w:w="100"/>
+              <w:bottom w:type="dxa" w:w="60"/>
+              <w:right w:type="dxa" w:w="100"/>
+            </w:tcMar>
+            <w:vAlign w:val="top"/>
+          </w:tcPr>
+          <w:p>
+            <w:pPr>
+              <w:spacing w:after="0" w:before="0"/>
+            </w:pPr>
+            <w:r>
+              <w:rPr>
+                <w:sz w:val="19"/>
+                <w:szCs w:val="19"/>
+              </w:rPr>
+              <w:t xml:space="preserve">The first spot after the decimal point. It shows parts out of 10.</w:t>
+            </w:r>
+          </w:p>
+        </w:tc>
+        <w:tc>
+          <w:tcPr>
+            <w:tcW w:type="dxa" w:w="2200"/>
+            <w:tcMar>
+              <w:top w:type="dxa" w:w="60"/>
+              <w:left w:type="dxa" w:w="100"/>
+              <w:bottom w:type="dxa" w:w="60"/>
+              <w:right w:type="dxa" w:w="100"/>
+            </w:tcMar>
+            <w:vAlign w:val="top"/>
+          </w:tcPr>
+          <w:p>
+            <w:pPr>
+              <w:spacing w:after="30" w:before="0"/>
+            </w:pPr>
+            <w:r>
+              <w:rPr>
+                <w:i/>
+                <w:iCs/>
+                <w:color w:val="5E6E7E"/>
+                <w:sz w:val="18"/>
+                <w:szCs w:val="18"/>
+              </w:rPr>
+              <w:t xml:space="preserve">Not Tenths: write a counter-example that does not fit the rule.</w:t>
+            </w:r>
+          </w:p>
+          <w:p>
+            <w:pPr>
+              <w:spacing w:after="50" w:before="0"/>
+            </w:pPr>
+            <w:r>
+              <w:rPr>
+                <w:color w:val="BBBBBB"/>
+                <w:sz w:val="18"/>
+                <w:szCs w:val="18"/>
+              </w:rPr>
+              <w:t xml:space="preserve">____________________________</w:t>
+            </w:r>
+          </w:p>
+        </w:tc>
+        <w:tc>
+          <w:tcPr>
+            <w:tcW w:type="dxa" w:w="2200"/>
+            <w:tcMar>
+              <w:top w:type="dxa" w:w="60"/>
+              <w:left w:type="dxa" w:w="100"/>
+              <w:bottom w:type="dxa" w:w="60"/>
+              <w:right w:type="dxa" w:w="100"/>
+            </w:tcMar>
+            <w:vAlign w:val="top"/>
+          </w:tcPr>
+          <w:p>
+            <w:pPr>
+              <w:spacing w:after="0" w:before="0"/>
+            </w:pPr>
+            <w:r>
+              <w:rPr>
+                <w:i/>
+                <w:iCs/>
+                <w:color w:val="5E6E7E"/>
+                <w:sz w:val="18"/>
+                <w:szCs w:val="18"/>
+              </w:rPr>
+              <w:t xml:space="preserve">0.7 = 7/10 — like 7 slices of a pizza cut into 10 equal slices</w:t>
+            </w:r>
+          </w:p>
+        </w:tc>
+      </w:tr>
+      <w:tr>
+        <w:trPr>
+          <w:cantSplit/>
+        </w:trPr>
+        <w:tc>
+          <w:tcPr>
+            <w:tcW w:type="dxa" w:w="1800"/>
+            <w:tcMar>
+              <w:top w:type="dxa" w:w="60"/>
+              <w:left w:type="dxa" w:w="100"/>
+              <w:bottom w:type="dxa" w:w="60"/>
+              <w:right w:type="dxa" w:w="100"/>
+            </w:tcMar>
+            <w:vAlign w:val="top"/>
+          </w:tcPr>
+          <w:p>
+            <w:pPr>
+              <w:spacing w:after="20" w:before="0"/>
+            </w:pPr>
+            <w:r>
+              <w:rPr>
+                <w:b/>
+                <w:bCs/>
+                <w:color w:val="0F2B3C"/>
+                <w:sz w:val="20"/>
+                <w:szCs w:val="20"/>
+              </w:rPr>
+              <w:t xml:space="preserve">Hundredths</w:t>
+            </w:r>
+          </w:p>
+          <w:p>
+            <w:pPr>
+              <w:spacing w:after="0" w:before="0"/>
+            </w:pPr>
+            <w:r>
+              <w:rPr>
+                <w:i/>
+                <w:iCs/>
+                <w:color w:val="5E6E7E"/>
+                <w:sz w:val="18"/>
+                <w:szCs w:val="18"/>
+              </w:rPr>
+              <w:t xml:space="preserve">Centésimas</w:t>
+            </w:r>
+          </w:p>
+        </w:tc>
+        <w:tc>
+          <w:tcPr>
+            <w:tcW w:type="dxa" w:w="3160"/>
+            <w:tcMar>
+              <w:top w:type="dxa" w:w="60"/>
+              <w:left w:type="dxa" w:w="100"/>
+              <w:bottom w:type="dxa" w:w="60"/>
+              <w:right w:type="dxa" w:w="100"/>
+            </w:tcMar>
+            <w:vAlign w:val="top"/>
+          </w:tcPr>
+          <w:p>
+            <w:pPr>
+              <w:spacing w:after="0" w:before="0"/>
+            </w:pPr>
+            <w:r>
+              <w:rPr>
+                <w:sz w:val="19"/>
+                <w:szCs w:val="19"/>
+              </w:rPr>
+              <w:t xml:space="preserve">The second spot after the decimal point. It shows parts out of 100.</w:t>
+            </w:r>
+          </w:p>
+        </w:tc>
+        <w:tc>
+          <w:tcPr>
+            <w:tcW w:type="dxa" w:w="2200"/>
+            <w:tcMar>
+              <w:top w:type="dxa" w:w="60"/>
+              <w:left w:type="dxa" w:w="100"/>
+              <w:bottom w:type="dxa" w:w="60"/>
+              <w:right w:type="dxa" w:w="100"/>
+            </w:tcMar>
+            <w:vAlign w:val="top"/>
+          </w:tcPr>
+          <w:p>
+            <w:pPr>
+              <w:spacing w:after="30" w:before="0"/>
+            </w:pPr>
+            <w:r>
+              <w:rPr>
+                <w:i/>
+                <w:iCs/>
+                <w:color w:val="5E6E7E"/>
+                <w:sz w:val="18"/>
+                <w:szCs w:val="18"/>
+              </w:rPr>
+              <w:t xml:space="preserve">Not Hundredths: write a counter-example that does not fit the rule.</w:t>
+            </w:r>
+          </w:p>
+          <w:p>
+            <w:pPr>
+              <w:spacing w:after="50" w:before="0"/>
+            </w:pPr>
+            <w:r>
+              <w:rPr>
+                <w:color w:val="BBBBBB"/>
+                <w:sz w:val="18"/>
+                <w:szCs w:val="18"/>
+              </w:rPr>
+              <w:t xml:space="preserve">____________________________</w:t>
+            </w:r>
+          </w:p>
+        </w:tc>
+        <w:tc>
+          <w:tcPr>
+            <w:tcW w:type="dxa" w:w="2200"/>
+            <w:tcMar>
+              <w:top w:type="dxa" w:w="60"/>
+              <w:left w:type="dxa" w:w="100"/>
+              <w:bottom w:type="dxa" w:w="60"/>
+              <w:right w:type="dxa" w:w="100"/>
+            </w:tcMar>
+            <w:vAlign w:val="top"/>
+          </w:tcPr>
+          <w:p>
+            <w:pPr>
+              <w:spacing w:after="0" w:before="0"/>
+            </w:pPr>
+            <w:r>
+              <w:rPr>
+                <w:i/>
+                <w:iCs/>
+                <w:color w:val="5E6E7E"/>
+                <w:sz w:val="18"/>
+                <w:szCs w:val="18"/>
+              </w:rPr>
+              <w:t xml:space="preserve">0.05 = 5/100 — like 5 pennies out of a dollar (100 pennies)</w:t>
+            </w:r>
+          </w:p>
+        </w:tc>
+      </w:tr>
+      <w:tr>
+        <w:trPr>
+          <w:cantSplit/>
+        </w:trPr>
+        <w:tc>
+          <w:tcPr>
+            <w:tcW w:type="dxa" w:w="1800"/>
+            <w:tcMar>
+              <w:top w:type="dxa" w:w="60"/>
+              <w:left w:type="dxa" w:w="100"/>
+              <w:bottom w:type="dxa" w:w="60"/>
+              <w:right w:type="dxa" w:w="100"/>
+            </w:tcMar>
+            <w:vAlign w:val="top"/>
+          </w:tcPr>
+          <w:p>
+            <w:pPr>
+              <w:spacing w:after="20" w:before="0"/>
+            </w:pPr>
+            <w:r>
+              <w:rPr>
+                <w:b/>
+                <w:bCs/>
+                <w:color w:val="0F2B3C"/>
+                <w:sz w:val="20"/>
+                <w:szCs w:val="20"/>
+              </w:rPr>
+              <w:t xml:space="preserve">Annex zeros</w:t>
+            </w:r>
+          </w:p>
+          <w:p>
+            <w:pPr>
+              <w:spacing w:after="0" w:before="0"/>
+            </w:pPr>
+            <w:r>
+              <w:rPr>
+                <w:i/>
+                <w:iCs/>
+                <w:color w:val="5E6E7E"/>
+                <w:sz w:val="18"/>
+                <w:szCs w:val="18"/>
+              </w:rPr>
+              <w:t xml:space="preserve">Agregar ceros</w:t>
+            </w:r>
+          </w:p>
+        </w:tc>
+        <w:tc>
+          <w:tcPr>
+            <w:tcW w:type="dxa" w:w="3160"/>
+            <w:tcMar>
+              <w:top w:type="dxa" w:w="60"/>
+              <w:left w:type="dxa" w:w="100"/>
+              <w:bottom w:type="dxa" w:w="60"/>
+              <w:right w:type="dxa" w:w="100"/>
+            </w:tcMar>
+            <w:vAlign w:val="top"/>
+          </w:tcPr>
+          <w:p>
+            <w:pPr>
+              <w:spacing w:after="0" w:before="0"/>
+            </w:pPr>
+            <w:r>
+              <w:rPr>
+                <w:sz w:val="19"/>
+                <w:szCs w:val="19"/>
+              </w:rPr>
+              <w:t xml:space="preserve">Adding zeros at the end of a decimal so numbers line up evenly.</w:t>
+            </w:r>
+          </w:p>
+        </w:tc>
+        <w:tc>
+          <w:tcPr>
+            <w:tcW w:type="dxa" w:w="2200"/>
+            <w:tcMar>
+              <w:top w:type="dxa" w:w="60"/>
+              <w:left w:type="dxa" w:w="100"/>
+              <w:bottom w:type="dxa" w:w="60"/>
+              <w:right w:type="dxa" w:w="100"/>
+            </w:tcMar>
+            <w:vAlign w:val="top"/>
+          </w:tcPr>
+          <w:p>
+            <w:pPr>
+              <w:spacing w:after="30" w:before="0"/>
+            </w:pPr>
+            <w:r>
+              <w:rPr>
+                <w:i/>
+                <w:iCs/>
+                <w:color w:val="5E6E7E"/>
+                <w:sz w:val="18"/>
+                <w:szCs w:val="18"/>
+              </w:rPr>
+              <w:t xml:space="preserve">Not Annex zeros: write a counter-example that does not fit the rule.</w:t>
+            </w:r>
+          </w:p>
+          <w:p>
+            <w:pPr>
+              <w:spacing w:after="50" w:before="0"/>
+            </w:pPr>
+            <w:r>
+              <w:rPr>
+                <w:color w:val="BBBBBB"/>
+                <w:sz w:val="18"/>
+                <w:szCs w:val="18"/>
+              </w:rPr>
+              <w:t xml:space="preserve">____________________________</w:t>
+            </w:r>
+          </w:p>
+        </w:tc>
+        <w:tc>
+          <w:tcPr>
+            <w:tcW w:type="dxa" w:w="2200"/>
+            <w:tcMar>
+              <w:top w:type="dxa" w:w="60"/>
+              <w:left w:type="dxa" w:w="100"/>
+              <w:bottom w:type="dxa" w:w="60"/>
+              <w:right w:type="dxa" w:w="100"/>
+            </w:tcMar>
+            <w:vAlign w:val="top"/>
+          </w:tcPr>
+          <w:p>
+            <w:pPr>
+              <w:spacing w:after="0" w:before="0"/>
+            </w:pPr>
+            <w:r>
+              <w:rPr>
+                <w:i/>
+                <w:iCs/>
+                <w:color w:val="5E6E7E"/>
+                <w:sz w:val="18"/>
+                <w:szCs w:val="18"/>
+              </w:rPr>
+              <w:t xml:space="preserve">15.7 becomes 15.70 so you can subtract 15.70 − 8.36 with aligned place values</w:t>
+            </w:r>
+          </w:p>
+        </w:tc>
+      </w:tr>
+    </w:tbl>
+    <w:p>
+      <w:pPr>
+        <w:spacing w:after="120" w:before="140"/>
       </w:pPr>
       <w:r>
         <w:rPr>
@@ -127,86 +1103,935 @@
         <w:t xml:space="preserve">Let's warm up whole-number adding and place value.</w:t>
       </w:r>
     </w:p>
-    <w:p>
-      <w:pPr>
-        <w:spacing w:after="40" w:before="0"/>
-      </w:pPr>
-      <w:r>
-        <w:rPr>
-          <w:sz w:val="22"/>
-          <w:szCs w:val="22"/>
-        </w:rPr>
-        <w:t xml:space="preserve">1.  What is 5 + 3?</w:t>
-      </w:r>
-    </w:p>
-    <w:p>
-      <w:pPr>
-        <w:spacing w:after="80" w:before="0"/>
-      </w:pPr>
-      <w:r>
-        <w:rPr>
-          <w:color w:val="BBBBBB"/>
-        </w:rPr>
-        <w:t xml:space="preserve">____________________________________________________</w:t>
-      </w:r>
-    </w:p>
-    <w:p>
-      <w:pPr>
-        <w:spacing w:after="40" w:before="0"/>
-      </w:pPr>
-      <w:r>
-        <w:rPr>
-          <w:sz w:val="22"/>
-          <w:szCs w:val="22"/>
-        </w:rPr>
-        <w:t xml:space="preserve">2.  What is 9 − 4?</w:t>
-      </w:r>
-    </w:p>
-    <w:p>
-      <w:pPr>
-        <w:spacing w:after="80" w:before="0"/>
-      </w:pPr>
-      <w:r>
-        <w:rPr>
-          <w:color w:val="BBBBBB"/>
-        </w:rPr>
-        <w:t xml:space="preserve">____________________________________________________</w:t>
-      </w:r>
-    </w:p>
-    <w:p>
-      <w:pPr>
-        <w:spacing w:after="40" w:before="0"/>
-      </w:pPr>
-      <w:r>
-        <w:rPr>
-          <w:sz w:val="22"/>
-          <w:szCs w:val="22"/>
-        </w:rPr>
-        <w:t xml:space="preserve">3.  In 6.2, the digit 2 is in the ___ place.</w:t>
-      </w:r>
-    </w:p>
-    <w:p>
-      <w:pPr>
-        <w:spacing w:after="40" w:before="0"/>
-      </w:pPr>
-      <w:r>
-        <w:rPr>
-          <w:color w:val="5E6E7E"/>
-          <w:sz w:val="20"/>
-          <w:szCs w:val="20"/>
-        </w:rPr>
-        <w:t xml:space="preserve">     choices: ones   /   tenths   /   tens   /   hundredths</w:t>
-      </w:r>
-    </w:p>
-    <w:p>
-      <w:pPr>
-        <w:spacing w:after="80" w:before="0"/>
-      </w:pPr>
-      <w:r>
-        <w:rPr>
-          <w:color w:val="BBBBBB"/>
-        </w:rPr>
-        <w:t xml:space="preserve">____________________________________________________</w:t>
+    <w:tbl>
+      <w:tblPr>
+        <w:tblW w:type="dxa" w:w="9360"/>
+        <w:tblBorders>
+          <w:top w:val="single" w:color="C7D2DD" w:sz="6"/>
+          <w:left w:val="single" w:color="C7D2DD" w:sz="6"/>
+          <w:bottom w:val="single" w:color="C7D2DD" w:sz="6"/>
+          <w:right w:val="single" w:color="C7D2DD" w:sz="6"/>
+          <w:insideH w:val="single" w:color="C7D2DD" w:sz="6"/>
+          <w:insideV w:val="single" w:color="C7D2DD" w:sz="6"/>
+        </w:tblBorders>
+      </w:tblPr>
+      <w:tblGrid>
+        <w:gridCol w:w="2800"/>
+        <w:gridCol w:w="3560"/>
+        <w:gridCol w:w="3000"/>
+      </w:tblGrid>
+      <w:tr>
+        <w:trPr>
+          <w:cantSplit/>
+          <w:tblHeader/>
+        </w:trPr>
+        <w:tc>
+          <w:tcPr>
+            <w:tcW w:type="dxa" w:w="2800"/>
+            <w:shd w:fill="EEF4F8" w:color="auto" w:val="clear"/>
+            <w:tcMar>
+              <w:top w:type="dxa" w:w="60"/>
+              <w:left w:type="dxa" w:w="100"/>
+              <w:bottom w:type="dxa" w:w="60"/>
+              <w:right w:type="dxa" w:w="100"/>
+            </w:tcMar>
+          </w:tcPr>
+          <w:p>
+            <w:pPr>
+              <w:spacing w:after="0" w:before="0"/>
+            </w:pPr>
+            <w:r>
+              <w:rPr>
+                <w:b/>
+                <w:bCs/>
+                <w:color w:val="0F2B3C"/>
+                <w:sz w:val="16"/>
+                <w:szCs w:val="16"/>
+              </w:rPr>
+              <w:t xml:space="preserve">CORE PROBLEM / GIVEN REPRESENTATION</w:t>
+            </w:r>
+          </w:p>
+        </w:tc>
+        <w:tc>
+          <w:tcPr>
+            <w:tcW w:type="dxa" w:w="3560"/>
+            <w:shd w:fill="EEF4F8" w:color="auto" w:val="clear"/>
+            <w:tcMar>
+              <w:top w:type="dxa" w:w="60"/>
+              <w:left w:type="dxa" w:w="100"/>
+              <w:bottom w:type="dxa" w:w="60"/>
+              <w:right w:type="dxa" w:w="100"/>
+            </w:tcMar>
+          </w:tcPr>
+          <w:p>
+            <w:pPr>
+              <w:spacing w:after="0" w:before="0"/>
+            </w:pPr>
+            <w:r>
+              <w:rPr>
+                <w:b/>
+                <w:bCs/>
+                <w:color w:val="0F2B3C"/>
+                <w:sz w:val="16"/>
+                <w:szCs w:val="16"/>
+              </w:rPr>
+              <w:t xml:space="preserve">WORKING SPACE / CALCULATION STEPS</w:t>
+            </w:r>
+          </w:p>
+        </w:tc>
+        <w:tc>
+          <w:tcPr>
+            <w:tcW w:type="dxa" w:w="3000"/>
+            <w:shd w:fill="FBF3E2" w:color="auto" w:val="clear"/>
+            <w:tcMar>
+              <w:top w:type="dxa" w:w="60"/>
+              <w:left w:type="dxa" w:w="100"/>
+              <w:bottom w:type="dxa" w:w="60"/>
+              <w:right w:type="dxa" w:w="100"/>
+            </w:tcMar>
+          </w:tcPr>
+          <w:p>
+            <w:pPr>
+              <w:spacing w:after="0" w:before="0"/>
+            </w:pPr>
+            <w:r>
+              <w:rPr>
+                <w:b/>
+                <w:bCs/>
+                <w:color w:val="7A5400"/>
+                <w:sz w:val="16"/>
+                <w:szCs w:val="16"/>
+              </w:rPr>
+              <w:t xml:space="preserve">EXPLAIN YOUR REASONING</w:t>
+            </w:r>
+          </w:p>
+        </w:tc>
+      </w:tr>
+      <w:tr>
+        <w:trPr>
+          <w:cantSplit/>
+        </w:trPr>
+        <w:tc>
+          <w:tcPr>
+            <w:tcW w:type="dxa" w:w="2800"/>
+            <w:tcMar>
+              <w:top w:type="dxa" w:w="80"/>
+              <w:left w:type="dxa" w:w="100"/>
+              <w:bottom w:type="dxa" w:w="80"/>
+              <w:right w:type="dxa" w:w="100"/>
+            </w:tcMar>
+            <w:vAlign w:val="top"/>
+          </w:tcPr>
+          <w:p>
+            <w:pPr>
+              <w:spacing w:after="40" w:before="0"/>
+            </w:pPr>
+            <w:r>
+              <w:rPr>
+                <w:b/>
+                <w:bCs/>
+                <w:color w:val="0F2B3C"/>
+                <w:sz w:val="20"/>
+                <w:szCs w:val="20"/>
+              </w:rPr>
+              <w:t xml:space="preserve">1.  What is 5 + 3?</w:t>
+            </w:r>
+          </w:p>
+        </w:tc>
+        <w:tc>
+          <w:tcPr>
+            <w:tcW w:type="dxa" w:w="3560"/>
+            <w:tcMar>
+              <w:top w:type="dxa" w:w="80"/>
+              <w:left w:type="dxa" w:w="100"/>
+              <w:bottom w:type="dxa" w:w="80"/>
+              <w:right w:type="dxa" w:w="100"/>
+            </w:tcMar>
+            <w:vAlign w:val="top"/>
+          </w:tcPr>
+          <w:p>
+            <w:pPr>
+              <w:spacing w:after="50" w:before="0"/>
+            </w:pPr>
+            <w:r>
+              <w:rPr>
+                <w:color w:val="BBBBBB"/>
+                <w:sz w:val="18"/>
+                <w:szCs w:val="18"/>
+              </w:rPr>
+              <w:t xml:space="preserve">____________________________</w:t>
+            </w:r>
+          </w:p>
+          <w:p>
+            <w:pPr>
+              <w:spacing w:after="50" w:before="0"/>
+            </w:pPr>
+            <w:r>
+              <w:rPr>
+                <w:color w:val="BBBBBB"/>
+                <w:sz w:val="18"/>
+                <w:szCs w:val="18"/>
+              </w:rPr>
+              <w:t xml:space="preserve">____________________________</w:t>
+            </w:r>
+          </w:p>
+          <w:p>
+            <w:pPr>
+              <w:spacing w:after="50" w:before="0"/>
+            </w:pPr>
+            <w:r>
+              <w:rPr>
+                <w:color w:val="BBBBBB"/>
+                <w:sz w:val="18"/>
+                <w:szCs w:val="18"/>
+              </w:rPr>
+              <w:t xml:space="preserve">____________________________</w:t>
+            </w:r>
+          </w:p>
+          <w:p>
+            <w:pPr>
+              <w:spacing w:after="50" w:before="0"/>
+            </w:pPr>
+            <w:r>
+              <w:rPr>
+                <w:color w:val="BBBBBB"/>
+                <w:sz w:val="18"/>
+                <w:szCs w:val="18"/>
+              </w:rPr>
+              <w:t xml:space="preserve">____________________________</w:t>
+            </w:r>
+          </w:p>
+        </w:tc>
+        <w:tc>
+          <w:tcPr>
+            <w:tcW w:type="dxa" w:w="3000"/>
+            <w:shd w:fill="FBF3E2" w:color="auto" w:val="clear"/>
+            <w:tcMar>
+              <w:top w:type="dxa" w:w="80"/>
+              <w:left w:type="dxa" w:w="100"/>
+              <w:bottom w:type="dxa" w:w="80"/>
+              <w:right w:type="dxa" w:w="100"/>
+            </w:tcMar>
+            <w:vAlign w:val="top"/>
+          </w:tcPr>
+          <w:p>
+            <w:pPr>
+              <w:spacing w:after="30" w:before="0"/>
+            </w:pPr>
+            <w:r>
+              <w:rPr>
+                <w:b/>
+                <w:bCs/>
+                <w:color w:val="0F2B3C"/>
+                <w:sz w:val="18"/>
+                <w:szCs w:val="18"/>
+              </w:rPr>
+              <w:t xml:space="preserve">Because... ________________</w:t>
+            </w:r>
+          </w:p>
+          <w:p>
+            <w:pPr>
+              <w:spacing w:after="50" w:before="0"/>
+            </w:pPr>
+            <w:r>
+              <w:rPr>
+                <w:color w:val="BBBBBB"/>
+                <w:sz w:val="18"/>
+                <w:szCs w:val="18"/>
+              </w:rPr>
+              <w:t xml:space="preserve">____________________________</w:t>
+            </w:r>
+          </w:p>
+          <w:p>
+            <w:pPr>
+              <w:spacing w:after="30" w:before="40"/>
+            </w:pPr>
+            <w:r>
+              <w:rPr>
+                <w:b/>
+                <w:bCs/>
+                <w:color w:val="1A6FB5"/>
+                <w:sz w:val="18"/>
+                <w:szCs w:val="18"/>
+              </w:rPr>
+              <w:t xml:space="preserve">Although... _______________</w:t>
+            </w:r>
+          </w:p>
+          <w:p>
+            <w:pPr>
+              <w:spacing w:after="50" w:before="0"/>
+            </w:pPr>
+            <w:r>
+              <w:rPr>
+                <w:color w:val="BBBBBB"/>
+                <w:sz w:val="18"/>
+                <w:szCs w:val="18"/>
+              </w:rPr>
+              <w:t xml:space="preserve">____________________________</w:t>
+            </w:r>
+          </w:p>
+          <w:p>
+            <w:pPr>
+              <w:spacing w:after="30" w:before="40"/>
+            </w:pPr>
+            <w:r>
+              <w:rPr>
+                <w:b/>
+                <w:bCs/>
+                <w:color w:val="7A5400"/>
+                <w:sz w:val="18"/>
+                <w:szCs w:val="18"/>
+              </w:rPr>
+              <w:t xml:space="preserve">Therefore... ______________</w:t>
+            </w:r>
+          </w:p>
+          <w:p>
+            <w:pPr>
+              <w:spacing w:after="50" w:before="0"/>
+            </w:pPr>
+            <w:r>
+              <w:rPr>
+                <w:color w:val="BBBBBB"/>
+                <w:sz w:val="18"/>
+                <w:szCs w:val="18"/>
+              </w:rPr>
+              <w:t xml:space="preserve">____________________________</w:t>
+            </w:r>
+          </w:p>
+        </w:tc>
+      </w:tr>
+    </w:tbl>
+    <w:p>
+      <w:pPr>
+        <w:spacing w:after="60" w:before="0"/>
+      </w:pPr>
+      <w:r>
+        <w:t xml:space="preserve"/>
+      </w:r>
+    </w:p>
+    <w:tbl>
+      <w:tblPr>
+        <w:tblW w:type="dxa" w:w="9360"/>
+        <w:tblBorders>
+          <w:top w:val="single" w:color="C7D2DD" w:sz="6"/>
+          <w:left w:val="single" w:color="C7D2DD" w:sz="6"/>
+          <w:bottom w:val="single" w:color="C7D2DD" w:sz="6"/>
+          <w:right w:val="single" w:color="C7D2DD" w:sz="6"/>
+          <w:insideH w:val="single" w:color="C7D2DD" w:sz="6"/>
+          <w:insideV w:val="single" w:color="C7D2DD" w:sz="6"/>
+        </w:tblBorders>
+      </w:tblPr>
+      <w:tblGrid>
+        <w:gridCol w:w="2800"/>
+        <w:gridCol w:w="3560"/>
+        <w:gridCol w:w="3000"/>
+      </w:tblGrid>
+      <w:tr>
+        <w:trPr>
+          <w:cantSplit/>
+          <w:tblHeader/>
+        </w:trPr>
+        <w:tc>
+          <w:tcPr>
+            <w:tcW w:type="dxa" w:w="2800"/>
+            <w:shd w:fill="EEF4F8" w:color="auto" w:val="clear"/>
+            <w:tcMar>
+              <w:top w:type="dxa" w:w="60"/>
+              <w:left w:type="dxa" w:w="100"/>
+              <w:bottom w:type="dxa" w:w="60"/>
+              <w:right w:type="dxa" w:w="100"/>
+            </w:tcMar>
+          </w:tcPr>
+          <w:p>
+            <w:pPr>
+              <w:spacing w:after="0" w:before="0"/>
+            </w:pPr>
+            <w:r>
+              <w:rPr>
+                <w:b/>
+                <w:bCs/>
+                <w:color w:val="0F2B3C"/>
+                <w:sz w:val="16"/>
+                <w:szCs w:val="16"/>
+              </w:rPr>
+              <w:t xml:space="preserve">CORE PROBLEM / GIVEN REPRESENTATION</w:t>
+            </w:r>
+          </w:p>
+        </w:tc>
+        <w:tc>
+          <w:tcPr>
+            <w:tcW w:type="dxa" w:w="3560"/>
+            <w:shd w:fill="EEF4F8" w:color="auto" w:val="clear"/>
+            <w:tcMar>
+              <w:top w:type="dxa" w:w="60"/>
+              <w:left w:type="dxa" w:w="100"/>
+              <w:bottom w:type="dxa" w:w="60"/>
+              <w:right w:type="dxa" w:w="100"/>
+            </w:tcMar>
+          </w:tcPr>
+          <w:p>
+            <w:pPr>
+              <w:spacing w:after="0" w:before="0"/>
+            </w:pPr>
+            <w:r>
+              <w:rPr>
+                <w:b/>
+                <w:bCs/>
+                <w:color w:val="0F2B3C"/>
+                <w:sz w:val="16"/>
+                <w:szCs w:val="16"/>
+              </w:rPr>
+              <w:t xml:space="preserve">WORKING SPACE / CALCULATION STEPS</w:t>
+            </w:r>
+          </w:p>
+        </w:tc>
+        <w:tc>
+          <w:tcPr>
+            <w:tcW w:type="dxa" w:w="3000"/>
+            <w:shd w:fill="FBF3E2" w:color="auto" w:val="clear"/>
+            <w:tcMar>
+              <w:top w:type="dxa" w:w="60"/>
+              <w:left w:type="dxa" w:w="100"/>
+              <w:bottom w:type="dxa" w:w="60"/>
+              <w:right w:type="dxa" w:w="100"/>
+            </w:tcMar>
+          </w:tcPr>
+          <w:p>
+            <w:pPr>
+              <w:spacing w:after="0" w:before="0"/>
+            </w:pPr>
+            <w:r>
+              <w:rPr>
+                <w:b/>
+                <w:bCs/>
+                <w:color w:val="7A5400"/>
+                <w:sz w:val="16"/>
+                <w:szCs w:val="16"/>
+              </w:rPr>
+              <w:t xml:space="preserve">EXPLAIN YOUR REASONING</w:t>
+            </w:r>
+          </w:p>
+        </w:tc>
+      </w:tr>
+      <w:tr>
+        <w:trPr>
+          <w:cantSplit/>
+        </w:trPr>
+        <w:tc>
+          <w:tcPr>
+            <w:tcW w:type="dxa" w:w="2800"/>
+            <w:tcMar>
+              <w:top w:type="dxa" w:w="80"/>
+              <w:left w:type="dxa" w:w="100"/>
+              <w:bottom w:type="dxa" w:w="80"/>
+              <w:right w:type="dxa" w:w="100"/>
+            </w:tcMar>
+            <w:vAlign w:val="top"/>
+          </w:tcPr>
+          <w:p>
+            <w:pPr>
+              <w:spacing w:after="40" w:before="0"/>
+            </w:pPr>
+            <w:r>
+              <w:rPr>
+                <w:b/>
+                <w:bCs/>
+                <w:color w:val="0F2B3C"/>
+                <w:sz w:val="20"/>
+                <w:szCs w:val="20"/>
+              </w:rPr>
+              <w:t xml:space="preserve">2.  What is 9 − 4?</w:t>
+            </w:r>
+          </w:p>
+        </w:tc>
+        <w:tc>
+          <w:tcPr>
+            <w:tcW w:type="dxa" w:w="3560"/>
+            <w:tcMar>
+              <w:top w:type="dxa" w:w="80"/>
+              <w:left w:type="dxa" w:w="100"/>
+              <w:bottom w:type="dxa" w:w="80"/>
+              <w:right w:type="dxa" w:w="100"/>
+            </w:tcMar>
+            <w:vAlign w:val="top"/>
+          </w:tcPr>
+          <w:p>
+            <w:pPr>
+              <w:spacing w:after="50" w:before="0"/>
+            </w:pPr>
+            <w:r>
+              <w:rPr>
+                <w:color w:val="BBBBBB"/>
+                <w:sz w:val="18"/>
+                <w:szCs w:val="18"/>
+              </w:rPr>
+              <w:t xml:space="preserve">____________________________</w:t>
+            </w:r>
+          </w:p>
+          <w:p>
+            <w:pPr>
+              <w:spacing w:after="50" w:before="0"/>
+            </w:pPr>
+            <w:r>
+              <w:rPr>
+                <w:color w:val="BBBBBB"/>
+                <w:sz w:val="18"/>
+                <w:szCs w:val="18"/>
+              </w:rPr>
+              <w:t xml:space="preserve">____________________________</w:t>
+            </w:r>
+          </w:p>
+          <w:p>
+            <w:pPr>
+              <w:spacing w:after="50" w:before="0"/>
+            </w:pPr>
+            <w:r>
+              <w:rPr>
+                <w:color w:val="BBBBBB"/>
+                <w:sz w:val="18"/>
+                <w:szCs w:val="18"/>
+              </w:rPr>
+              <w:t xml:space="preserve">____________________________</w:t>
+            </w:r>
+          </w:p>
+          <w:p>
+            <w:pPr>
+              <w:spacing w:after="50" w:before="0"/>
+            </w:pPr>
+            <w:r>
+              <w:rPr>
+                <w:color w:val="BBBBBB"/>
+                <w:sz w:val="18"/>
+                <w:szCs w:val="18"/>
+              </w:rPr>
+              <w:t xml:space="preserve">____________________________</w:t>
+            </w:r>
+          </w:p>
+        </w:tc>
+        <w:tc>
+          <w:tcPr>
+            <w:tcW w:type="dxa" w:w="3000"/>
+            <w:shd w:fill="FBF3E2" w:color="auto" w:val="clear"/>
+            <w:tcMar>
+              <w:top w:type="dxa" w:w="80"/>
+              <w:left w:type="dxa" w:w="100"/>
+              <w:bottom w:type="dxa" w:w="80"/>
+              <w:right w:type="dxa" w:w="100"/>
+            </w:tcMar>
+            <w:vAlign w:val="top"/>
+          </w:tcPr>
+          <w:p>
+            <w:pPr>
+              <w:spacing w:after="30" w:before="0"/>
+            </w:pPr>
+            <w:r>
+              <w:rPr>
+                <w:b/>
+                <w:bCs/>
+                <w:color w:val="0F2B3C"/>
+                <w:sz w:val="18"/>
+                <w:szCs w:val="18"/>
+              </w:rPr>
+              <w:t xml:space="preserve">Because... ________________</w:t>
+            </w:r>
+          </w:p>
+          <w:p>
+            <w:pPr>
+              <w:spacing w:after="50" w:before="0"/>
+            </w:pPr>
+            <w:r>
+              <w:rPr>
+                <w:color w:val="BBBBBB"/>
+                <w:sz w:val="18"/>
+                <w:szCs w:val="18"/>
+              </w:rPr>
+              <w:t xml:space="preserve">____________________________</w:t>
+            </w:r>
+          </w:p>
+          <w:p>
+            <w:pPr>
+              <w:spacing w:after="30" w:before="40"/>
+            </w:pPr>
+            <w:r>
+              <w:rPr>
+                <w:b/>
+                <w:bCs/>
+                <w:color w:val="1A6FB5"/>
+                <w:sz w:val="18"/>
+                <w:szCs w:val="18"/>
+              </w:rPr>
+              <w:t xml:space="preserve">Although... _______________</w:t>
+            </w:r>
+          </w:p>
+          <w:p>
+            <w:pPr>
+              <w:spacing w:after="50" w:before="0"/>
+            </w:pPr>
+            <w:r>
+              <w:rPr>
+                <w:color w:val="BBBBBB"/>
+                <w:sz w:val="18"/>
+                <w:szCs w:val="18"/>
+              </w:rPr>
+              <w:t xml:space="preserve">____________________________</w:t>
+            </w:r>
+          </w:p>
+          <w:p>
+            <w:pPr>
+              <w:spacing w:after="30" w:before="40"/>
+            </w:pPr>
+            <w:r>
+              <w:rPr>
+                <w:b/>
+                <w:bCs/>
+                <w:color w:val="7A5400"/>
+                <w:sz w:val="18"/>
+                <w:szCs w:val="18"/>
+              </w:rPr>
+              <w:t xml:space="preserve">Therefore... ______________</w:t>
+            </w:r>
+          </w:p>
+          <w:p>
+            <w:pPr>
+              <w:spacing w:after="50" w:before="0"/>
+            </w:pPr>
+            <w:r>
+              <w:rPr>
+                <w:color w:val="BBBBBB"/>
+                <w:sz w:val="18"/>
+                <w:szCs w:val="18"/>
+              </w:rPr>
+              <w:t xml:space="preserve">____________________________</w:t>
+            </w:r>
+          </w:p>
+        </w:tc>
+      </w:tr>
+    </w:tbl>
+    <w:p>
+      <w:pPr>
+        <w:spacing w:after="60" w:before="0"/>
+      </w:pPr>
+      <w:r>
+        <w:t xml:space="preserve"/>
+      </w:r>
+    </w:p>
+    <w:tbl>
+      <w:tblPr>
+        <w:tblW w:type="dxa" w:w="9360"/>
+        <w:tblBorders>
+          <w:top w:val="single" w:color="C7D2DD" w:sz="6"/>
+          <w:left w:val="single" w:color="C7D2DD" w:sz="6"/>
+          <w:bottom w:val="single" w:color="C7D2DD" w:sz="6"/>
+          <w:right w:val="single" w:color="C7D2DD" w:sz="6"/>
+          <w:insideH w:val="single" w:color="C7D2DD" w:sz="6"/>
+          <w:insideV w:val="single" w:color="C7D2DD" w:sz="6"/>
+        </w:tblBorders>
+      </w:tblPr>
+      <w:tblGrid>
+        <w:gridCol w:w="2800"/>
+        <w:gridCol w:w="3560"/>
+        <w:gridCol w:w="3000"/>
+      </w:tblGrid>
+      <w:tr>
+        <w:trPr>
+          <w:cantSplit/>
+          <w:tblHeader/>
+        </w:trPr>
+        <w:tc>
+          <w:tcPr>
+            <w:tcW w:type="dxa" w:w="2800"/>
+            <w:shd w:fill="EEF4F8" w:color="auto" w:val="clear"/>
+            <w:tcMar>
+              <w:top w:type="dxa" w:w="60"/>
+              <w:left w:type="dxa" w:w="100"/>
+              <w:bottom w:type="dxa" w:w="60"/>
+              <w:right w:type="dxa" w:w="100"/>
+            </w:tcMar>
+          </w:tcPr>
+          <w:p>
+            <w:pPr>
+              <w:spacing w:after="0" w:before="0"/>
+            </w:pPr>
+            <w:r>
+              <w:rPr>
+                <w:b/>
+                <w:bCs/>
+                <w:color w:val="0F2B3C"/>
+                <w:sz w:val="16"/>
+                <w:szCs w:val="16"/>
+              </w:rPr>
+              <w:t xml:space="preserve">CORE PROBLEM / GIVEN REPRESENTATION</w:t>
+            </w:r>
+          </w:p>
+        </w:tc>
+        <w:tc>
+          <w:tcPr>
+            <w:tcW w:type="dxa" w:w="3560"/>
+            <w:shd w:fill="EEF4F8" w:color="auto" w:val="clear"/>
+            <w:tcMar>
+              <w:top w:type="dxa" w:w="60"/>
+              <w:left w:type="dxa" w:w="100"/>
+              <w:bottom w:type="dxa" w:w="60"/>
+              <w:right w:type="dxa" w:w="100"/>
+            </w:tcMar>
+          </w:tcPr>
+          <w:p>
+            <w:pPr>
+              <w:spacing w:after="0" w:before="0"/>
+            </w:pPr>
+            <w:r>
+              <w:rPr>
+                <w:b/>
+                <w:bCs/>
+                <w:color w:val="0F2B3C"/>
+                <w:sz w:val="16"/>
+                <w:szCs w:val="16"/>
+              </w:rPr>
+              <w:t xml:space="preserve">WORKING SPACE / CALCULATION STEPS</w:t>
+            </w:r>
+          </w:p>
+        </w:tc>
+        <w:tc>
+          <w:tcPr>
+            <w:tcW w:type="dxa" w:w="3000"/>
+            <w:shd w:fill="FBF3E2" w:color="auto" w:val="clear"/>
+            <w:tcMar>
+              <w:top w:type="dxa" w:w="60"/>
+              <w:left w:type="dxa" w:w="100"/>
+              <w:bottom w:type="dxa" w:w="60"/>
+              <w:right w:type="dxa" w:w="100"/>
+            </w:tcMar>
+          </w:tcPr>
+          <w:p>
+            <w:pPr>
+              <w:spacing w:after="0" w:before="0"/>
+            </w:pPr>
+            <w:r>
+              <w:rPr>
+                <w:b/>
+                <w:bCs/>
+                <w:color w:val="7A5400"/>
+                <w:sz w:val="16"/>
+                <w:szCs w:val="16"/>
+              </w:rPr>
+              <w:t xml:space="preserve">EXPLAIN YOUR REASONING</w:t>
+            </w:r>
+          </w:p>
+        </w:tc>
+      </w:tr>
+      <w:tr>
+        <w:trPr>
+          <w:cantSplit/>
+        </w:trPr>
+        <w:tc>
+          <w:tcPr>
+            <w:tcW w:type="dxa" w:w="2800"/>
+            <w:tcMar>
+              <w:top w:type="dxa" w:w="80"/>
+              <w:left w:type="dxa" w:w="100"/>
+              <w:bottom w:type="dxa" w:w="80"/>
+              <w:right w:type="dxa" w:w="100"/>
+            </w:tcMar>
+            <w:vAlign w:val="top"/>
+          </w:tcPr>
+          <w:p>
+            <w:pPr>
+              <w:spacing w:after="40" w:before="0"/>
+            </w:pPr>
+            <w:r>
+              <w:rPr>
+                <w:b/>
+                <w:bCs/>
+                <w:color w:val="0F2B3C"/>
+                <w:sz w:val="20"/>
+                <w:szCs w:val="20"/>
+              </w:rPr>
+              <w:t xml:space="preserve">3.  In 6.2, the digit 2 is in the ___ place.</w:t>
+            </w:r>
+          </w:p>
+          <w:p>
+            <w:pPr>
+              <w:spacing w:after="0" w:before="0"/>
+            </w:pPr>
+            <w:r>
+              <w:rPr>
+                <w:color w:val="5E6E7E"/>
+                <w:sz w:val="18"/>
+                <w:szCs w:val="18"/>
+              </w:rPr>
+              <w:t xml:space="preserve">Choices: ones   /   tenths   /   tens   /   hundredths</w:t>
+            </w:r>
+          </w:p>
+        </w:tc>
+        <w:tc>
+          <w:tcPr>
+            <w:tcW w:type="dxa" w:w="3560"/>
+            <w:tcMar>
+              <w:top w:type="dxa" w:w="80"/>
+              <w:left w:type="dxa" w:w="100"/>
+              <w:bottom w:type="dxa" w:w="80"/>
+              <w:right w:type="dxa" w:w="100"/>
+            </w:tcMar>
+            <w:vAlign w:val="top"/>
+          </w:tcPr>
+          <w:p>
+            <w:pPr>
+              <w:spacing w:after="50" w:before="0"/>
+            </w:pPr>
+            <w:r>
+              <w:rPr>
+                <w:color w:val="BBBBBB"/>
+                <w:sz w:val="18"/>
+                <w:szCs w:val="18"/>
+              </w:rPr>
+              <w:t xml:space="preserve">____________________________</w:t>
+            </w:r>
+          </w:p>
+          <w:p>
+            <w:pPr>
+              <w:spacing w:after="50" w:before="0"/>
+            </w:pPr>
+            <w:r>
+              <w:rPr>
+                <w:color w:val="BBBBBB"/>
+                <w:sz w:val="18"/>
+                <w:szCs w:val="18"/>
+              </w:rPr>
+              <w:t xml:space="preserve">____________________________</w:t>
+            </w:r>
+          </w:p>
+          <w:p>
+            <w:pPr>
+              <w:spacing w:after="50" w:before="0"/>
+            </w:pPr>
+            <w:r>
+              <w:rPr>
+                <w:color w:val="BBBBBB"/>
+                <w:sz w:val="18"/>
+                <w:szCs w:val="18"/>
+              </w:rPr>
+              <w:t xml:space="preserve">____________________________</w:t>
+            </w:r>
+          </w:p>
+          <w:p>
+            <w:pPr>
+              <w:spacing w:after="50" w:before="0"/>
+            </w:pPr>
+            <w:r>
+              <w:rPr>
+                <w:color w:val="BBBBBB"/>
+                <w:sz w:val="18"/>
+                <w:szCs w:val="18"/>
+              </w:rPr>
+              <w:t xml:space="preserve">____________________________</w:t>
+            </w:r>
+          </w:p>
+        </w:tc>
+        <w:tc>
+          <w:tcPr>
+            <w:tcW w:type="dxa" w:w="3000"/>
+            <w:shd w:fill="FBF3E2" w:color="auto" w:val="clear"/>
+            <w:tcMar>
+              <w:top w:type="dxa" w:w="80"/>
+              <w:left w:type="dxa" w:w="100"/>
+              <w:bottom w:type="dxa" w:w="80"/>
+              <w:right w:type="dxa" w:w="100"/>
+            </w:tcMar>
+            <w:vAlign w:val="top"/>
+          </w:tcPr>
+          <w:p>
+            <w:pPr>
+              <w:spacing w:after="30" w:before="0"/>
+            </w:pPr>
+            <w:r>
+              <w:rPr>
+                <w:b/>
+                <w:bCs/>
+                <w:color w:val="0F2B3C"/>
+                <w:sz w:val="18"/>
+                <w:szCs w:val="18"/>
+              </w:rPr>
+              <w:t xml:space="preserve">Because... ________________</w:t>
+            </w:r>
+          </w:p>
+          <w:p>
+            <w:pPr>
+              <w:spacing w:after="50" w:before="0"/>
+            </w:pPr>
+            <w:r>
+              <w:rPr>
+                <w:color w:val="BBBBBB"/>
+                <w:sz w:val="18"/>
+                <w:szCs w:val="18"/>
+              </w:rPr>
+              <w:t xml:space="preserve">____________________________</w:t>
+            </w:r>
+          </w:p>
+          <w:p>
+            <w:pPr>
+              <w:spacing w:after="30" w:before="40"/>
+            </w:pPr>
+            <w:r>
+              <w:rPr>
+                <w:b/>
+                <w:bCs/>
+                <w:color w:val="1A6FB5"/>
+                <w:sz w:val="18"/>
+                <w:szCs w:val="18"/>
+              </w:rPr>
+              <w:t xml:space="preserve">Although... _______________</w:t>
+            </w:r>
+          </w:p>
+          <w:p>
+            <w:pPr>
+              <w:spacing w:after="50" w:before="0"/>
+            </w:pPr>
+            <w:r>
+              <w:rPr>
+                <w:color w:val="BBBBBB"/>
+                <w:sz w:val="18"/>
+                <w:szCs w:val="18"/>
+              </w:rPr>
+              <w:t xml:space="preserve">____________________________</w:t>
+            </w:r>
+          </w:p>
+          <w:p>
+            <w:pPr>
+              <w:spacing w:after="30" w:before="40"/>
+            </w:pPr>
+            <w:r>
+              <w:rPr>
+                <w:b/>
+                <w:bCs/>
+                <w:color w:val="7A5400"/>
+                <w:sz w:val="18"/>
+                <w:szCs w:val="18"/>
+              </w:rPr>
+              <w:t xml:space="preserve">Therefore... ______________</w:t>
+            </w:r>
+          </w:p>
+          <w:p>
+            <w:pPr>
+              <w:spacing w:after="50" w:before="0"/>
+            </w:pPr>
+            <w:r>
+              <w:rPr>
+                <w:color w:val="BBBBBB"/>
+                <w:sz w:val="18"/>
+                <w:szCs w:val="18"/>
+              </w:rPr>
+              <w:t xml:space="preserve">____________________________</w:t>
+            </w:r>
+          </w:p>
+        </w:tc>
+      </w:tr>
+    </w:tbl>
+    <w:p>
+      <w:pPr>
+        <w:spacing w:after="60" w:before="0"/>
+      </w:pPr>
+      <w:r>
+        <w:t xml:space="preserve"/>
       </w:r>
     </w:p>
     <w:p>
@@ -238,50 +2063,616 @@
         <w:t xml:space="preserve">Now add and subtract simple decimals.</w:t>
       </w:r>
     </w:p>
-    <w:p>
-      <w:pPr>
-        <w:spacing w:after="40" w:before="0"/>
-      </w:pPr>
-      <w:r>
-        <w:rPr>
-          <w:sz w:val="22"/>
-          <w:szCs w:val="22"/>
-        </w:rPr>
-        <w:t xml:space="preserve">1.  What is 1.2 + 1.5?</w:t>
-      </w:r>
-    </w:p>
-    <w:p>
-      <w:pPr>
-        <w:spacing w:after="80" w:before="0"/>
-      </w:pPr>
-      <w:r>
-        <w:rPr>
-          <w:color w:val="BBBBBB"/>
-        </w:rPr>
-        <w:t xml:space="preserve">____________________________________________________</w:t>
-      </w:r>
-    </w:p>
-    <w:p>
-      <w:pPr>
-        <w:spacing w:after="40" w:before="0"/>
-      </w:pPr>
-      <w:r>
-        <w:rPr>
-          <w:sz w:val="22"/>
-          <w:szCs w:val="22"/>
-        </w:rPr>
-        <w:t xml:space="preserve">2.  What is 3.6 − 1.4?</w:t>
-      </w:r>
-    </w:p>
-    <w:p>
-      <w:pPr>
-        <w:spacing w:after="80" w:before="0"/>
-      </w:pPr>
-      <w:r>
-        <w:rPr>
-          <w:color w:val="BBBBBB"/>
-        </w:rPr>
-        <w:t xml:space="preserve">____________________________________________________</w:t>
+    <w:tbl>
+      <w:tblPr>
+        <w:tblW w:type="dxa" w:w="9360"/>
+        <w:tblBorders>
+          <w:top w:val="single" w:color="C7D2DD" w:sz="6"/>
+          <w:left w:val="single" w:color="C7D2DD" w:sz="6"/>
+          <w:bottom w:val="single" w:color="C7D2DD" w:sz="6"/>
+          <w:right w:val="single" w:color="C7D2DD" w:sz="6"/>
+          <w:insideH w:val="single" w:color="C7D2DD" w:sz="6"/>
+          <w:insideV w:val="single" w:color="C7D2DD" w:sz="6"/>
+        </w:tblBorders>
+      </w:tblPr>
+      <w:tblGrid>
+        <w:gridCol w:w="2800"/>
+        <w:gridCol w:w="3560"/>
+        <w:gridCol w:w="3000"/>
+      </w:tblGrid>
+      <w:tr>
+        <w:trPr>
+          <w:cantSplit/>
+          <w:tblHeader/>
+        </w:trPr>
+        <w:tc>
+          <w:tcPr>
+            <w:tcW w:type="dxa" w:w="2800"/>
+            <w:shd w:fill="EEF4F8" w:color="auto" w:val="clear"/>
+            <w:tcMar>
+              <w:top w:type="dxa" w:w="60"/>
+              <w:left w:type="dxa" w:w="100"/>
+              <w:bottom w:type="dxa" w:w="60"/>
+              <w:right w:type="dxa" w:w="100"/>
+            </w:tcMar>
+          </w:tcPr>
+          <w:p>
+            <w:pPr>
+              <w:spacing w:after="0" w:before="0"/>
+            </w:pPr>
+            <w:r>
+              <w:rPr>
+                <w:b/>
+                <w:bCs/>
+                <w:color w:val="0F2B3C"/>
+                <w:sz w:val="16"/>
+                <w:szCs w:val="16"/>
+              </w:rPr>
+              <w:t xml:space="preserve">CORE PROBLEM / GIVEN REPRESENTATION</w:t>
+            </w:r>
+          </w:p>
+        </w:tc>
+        <w:tc>
+          <w:tcPr>
+            <w:tcW w:type="dxa" w:w="3560"/>
+            <w:shd w:fill="EEF4F8" w:color="auto" w:val="clear"/>
+            <w:tcMar>
+              <w:top w:type="dxa" w:w="60"/>
+              <w:left w:type="dxa" w:w="100"/>
+              <w:bottom w:type="dxa" w:w="60"/>
+              <w:right w:type="dxa" w:w="100"/>
+            </w:tcMar>
+          </w:tcPr>
+          <w:p>
+            <w:pPr>
+              <w:spacing w:after="0" w:before="0"/>
+            </w:pPr>
+            <w:r>
+              <w:rPr>
+                <w:b/>
+                <w:bCs/>
+                <w:color w:val="0F2B3C"/>
+                <w:sz w:val="16"/>
+                <w:szCs w:val="16"/>
+              </w:rPr>
+              <w:t xml:space="preserve">WORKING SPACE / CALCULATION STEPS</w:t>
+            </w:r>
+          </w:p>
+        </w:tc>
+        <w:tc>
+          <w:tcPr>
+            <w:tcW w:type="dxa" w:w="3000"/>
+            <w:shd w:fill="FBF3E2" w:color="auto" w:val="clear"/>
+            <w:tcMar>
+              <w:top w:type="dxa" w:w="60"/>
+              <w:left w:type="dxa" w:w="100"/>
+              <w:bottom w:type="dxa" w:w="60"/>
+              <w:right w:type="dxa" w:w="100"/>
+            </w:tcMar>
+          </w:tcPr>
+          <w:p>
+            <w:pPr>
+              <w:spacing w:after="0" w:before="0"/>
+            </w:pPr>
+            <w:r>
+              <w:rPr>
+                <w:b/>
+                <w:bCs/>
+                <w:color w:val="7A5400"/>
+                <w:sz w:val="16"/>
+                <w:szCs w:val="16"/>
+              </w:rPr>
+              <w:t xml:space="preserve">EXPLAIN YOUR REASONING</w:t>
+            </w:r>
+          </w:p>
+        </w:tc>
+      </w:tr>
+      <w:tr>
+        <w:trPr>
+          <w:cantSplit/>
+        </w:trPr>
+        <w:tc>
+          <w:tcPr>
+            <w:tcW w:type="dxa" w:w="2800"/>
+            <w:tcMar>
+              <w:top w:type="dxa" w:w="80"/>
+              <w:left w:type="dxa" w:w="100"/>
+              <w:bottom w:type="dxa" w:w="80"/>
+              <w:right w:type="dxa" w:w="100"/>
+            </w:tcMar>
+            <w:vAlign w:val="top"/>
+          </w:tcPr>
+          <w:p>
+            <w:pPr>
+              <w:spacing w:after="40" w:before="0"/>
+            </w:pPr>
+            <w:r>
+              <w:rPr>
+                <w:b/>
+                <w:bCs/>
+                <w:color w:val="0F2B3C"/>
+                <w:sz w:val="20"/>
+                <w:szCs w:val="20"/>
+              </w:rPr>
+              <w:t xml:space="preserve">1.  What is 1.2 + 1.5?</w:t>
+            </w:r>
+          </w:p>
+        </w:tc>
+        <w:tc>
+          <w:tcPr>
+            <w:tcW w:type="dxa" w:w="3560"/>
+            <w:tcMar>
+              <w:top w:type="dxa" w:w="80"/>
+              <w:left w:type="dxa" w:w="100"/>
+              <w:bottom w:type="dxa" w:w="80"/>
+              <w:right w:type="dxa" w:w="100"/>
+            </w:tcMar>
+            <w:vAlign w:val="top"/>
+          </w:tcPr>
+          <w:p>
+            <w:pPr>
+              <w:spacing w:after="50" w:before="0"/>
+            </w:pPr>
+            <w:r>
+              <w:rPr>
+                <w:color w:val="BBBBBB"/>
+                <w:sz w:val="18"/>
+                <w:szCs w:val="18"/>
+              </w:rPr>
+              <w:t xml:space="preserve">____________________________</w:t>
+            </w:r>
+          </w:p>
+          <w:p>
+            <w:pPr>
+              <w:spacing w:after="50" w:before="0"/>
+            </w:pPr>
+            <w:r>
+              <w:rPr>
+                <w:color w:val="BBBBBB"/>
+                <w:sz w:val="18"/>
+                <w:szCs w:val="18"/>
+              </w:rPr>
+              <w:t xml:space="preserve">____________________________</w:t>
+            </w:r>
+          </w:p>
+          <w:p>
+            <w:pPr>
+              <w:spacing w:after="50" w:before="0"/>
+            </w:pPr>
+            <w:r>
+              <w:rPr>
+                <w:color w:val="BBBBBB"/>
+                <w:sz w:val="18"/>
+                <w:szCs w:val="18"/>
+              </w:rPr>
+              <w:t xml:space="preserve">____________________________</w:t>
+            </w:r>
+          </w:p>
+          <w:p>
+            <w:pPr>
+              <w:spacing w:after="50" w:before="0"/>
+            </w:pPr>
+            <w:r>
+              <w:rPr>
+                <w:color w:val="BBBBBB"/>
+                <w:sz w:val="18"/>
+                <w:szCs w:val="18"/>
+              </w:rPr>
+              <w:t xml:space="preserve">____________________________</w:t>
+            </w:r>
+          </w:p>
+        </w:tc>
+        <w:tc>
+          <w:tcPr>
+            <w:tcW w:type="dxa" w:w="3000"/>
+            <w:shd w:fill="FBF3E2" w:color="auto" w:val="clear"/>
+            <w:tcMar>
+              <w:top w:type="dxa" w:w="80"/>
+              <w:left w:type="dxa" w:w="100"/>
+              <w:bottom w:type="dxa" w:w="80"/>
+              <w:right w:type="dxa" w:w="100"/>
+            </w:tcMar>
+            <w:vAlign w:val="top"/>
+          </w:tcPr>
+          <w:p>
+            <w:pPr>
+              <w:spacing w:after="30" w:before="0"/>
+            </w:pPr>
+            <w:r>
+              <w:rPr>
+                <w:b/>
+                <w:bCs/>
+                <w:color w:val="0F2B3C"/>
+                <w:sz w:val="18"/>
+                <w:szCs w:val="18"/>
+              </w:rPr>
+              <w:t xml:space="preserve">Because... ________________</w:t>
+            </w:r>
+          </w:p>
+          <w:p>
+            <w:pPr>
+              <w:spacing w:after="50" w:before="0"/>
+            </w:pPr>
+            <w:r>
+              <w:rPr>
+                <w:color w:val="BBBBBB"/>
+                <w:sz w:val="18"/>
+                <w:szCs w:val="18"/>
+              </w:rPr>
+              <w:t xml:space="preserve">____________________________</w:t>
+            </w:r>
+          </w:p>
+          <w:p>
+            <w:pPr>
+              <w:spacing w:after="30" w:before="40"/>
+            </w:pPr>
+            <w:r>
+              <w:rPr>
+                <w:b/>
+                <w:bCs/>
+                <w:color w:val="1A6FB5"/>
+                <w:sz w:val="18"/>
+                <w:szCs w:val="18"/>
+              </w:rPr>
+              <w:t xml:space="preserve">Although... _______________</w:t>
+            </w:r>
+          </w:p>
+          <w:p>
+            <w:pPr>
+              <w:spacing w:after="50" w:before="0"/>
+            </w:pPr>
+            <w:r>
+              <w:rPr>
+                <w:color w:val="BBBBBB"/>
+                <w:sz w:val="18"/>
+                <w:szCs w:val="18"/>
+              </w:rPr>
+              <w:t xml:space="preserve">____________________________</w:t>
+            </w:r>
+          </w:p>
+          <w:p>
+            <w:pPr>
+              <w:spacing w:after="30" w:before="40"/>
+            </w:pPr>
+            <w:r>
+              <w:rPr>
+                <w:b/>
+                <w:bCs/>
+                <w:color w:val="7A5400"/>
+                <w:sz w:val="18"/>
+                <w:szCs w:val="18"/>
+              </w:rPr>
+              <w:t xml:space="preserve">Therefore... ______________</w:t>
+            </w:r>
+          </w:p>
+          <w:p>
+            <w:pPr>
+              <w:spacing w:after="50" w:before="0"/>
+            </w:pPr>
+            <w:r>
+              <w:rPr>
+                <w:color w:val="BBBBBB"/>
+                <w:sz w:val="18"/>
+                <w:szCs w:val="18"/>
+              </w:rPr>
+              <w:t xml:space="preserve">____________________________</w:t>
+            </w:r>
+          </w:p>
+        </w:tc>
+      </w:tr>
+    </w:tbl>
+    <w:p>
+      <w:pPr>
+        <w:spacing w:after="60" w:before="0"/>
+      </w:pPr>
+      <w:r>
+        <w:t xml:space="preserve"/>
+      </w:r>
+    </w:p>
+    <w:tbl>
+      <w:tblPr>
+        <w:tblW w:type="dxa" w:w="9360"/>
+        <w:tblBorders>
+          <w:top w:val="single" w:color="C7D2DD" w:sz="6"/>
+          <w:left w:val="single" w:color="C7D2DD" w:sz="6"/>
+          <w:bottom w:val="single" w:color="C7D2DD" w:sz="6"/>
+          <w:right w:val="single" w:color="C7D2DD" w:sz="6"/>
+          <w:insideH w:val="single" w:color="C7D2DD" w:sz="6"/>
+          <w:insideV w:val="single" w:color="C7D2DD" w:sz="6"/>
+        </w:tblBorders>
+      </w:tblPr>
+      <w:tblGrid>
+        <w:gridCol w:w="2800"/>
+        <w:gridCol w:w="3560"/>
+        <w:gridCol w:w="3000"/>
+      </w:tblGrid>
+      <w:tr>
+        <w:trPr>
+          <w:cantSplit/>
+          <w:tblHeader/>
+        </w:trPr>
+        <w:tc>
+          <w:tcPr>
+            <w:tcW w:type="dxa" w:w="2800"/>
+            <w:shd w:fill="EEF4F8" w:color="auto" w:val="clear"/>
+            <w:tcMar>
+              <w:top w:type="dxa" w:w="60"/>
+              <w:left w:type="dxa" w:w="100"/>
+              <w:bottom w:type="dxa" w:w="60"/>
+              <w:right w:type="dxa" w:w="100"/>
+            </w:tcMar>
+          </w:tcPr>
+          <w:p>
+            <w:pPr>
+              <w:spacing w:after="0" w:before="0"/>
+            </w:pPr>
+            <w:r>
+              <w:rPr>
+                <w:b/>
+                <w:bCs/>
+                <w:color w:val="0F2B3C"/>
+                <w:sz w:val="16"/>
+                <w:szCs w:val="16"/>
+              </w:rPr>
+              <w:t xml:space="preserve">CORE PROBLEM / GIVEN REPRESENTATION</w:t>
+            </w:r>
+          </w:p>
+        </w:tc>
+        <w:tc>
+          <w:tcPr>
+            <w:tcW w:type="dxa" w:w="3560"/>
+            <w:shd w:fill="EEF4F8" w:color="auto" w:val="clear"/>
+            <w:tcMar>
+              <w:top w:type="dxa" w:w="60"/>
+              <w:left w:type="dxa" w:w="100"/>
+              <w:bottom w:type="dxa" w:w="60"/>
+              <w:right w:type="dxa" w:w="100"/>
+            </w:tcMar>
+          </w:tcPr>
+          <w:p>
+            <w:pPr>
+              <w:spacing w:after="0" w:before="0"/>
+            </w:pPr>
+            <w:r>
+              <w:rPr>
+                <w:b/>
+                <w:bCs/>
+                <w:color w:val="0F2B3C"/>
+                <w:sz w:val="16"/>
+                <w:szCs w:val="16"/>
+              </w:rPr>
+              <w:t xml:space="preserve">WORKING SPACE / CALCULATION STEPS</w:t>
+            </w:r>
+          </w:p>
+        </w:tc>
+        <w:tc>
+          <w:tcPr>
+            <w:tcW w:type="dxa" w:w="3000"/>
+            <w:shd w:fill="FBF3E2" w:color="auto" w:val="clear"/>
+            <w:tcMar>
+              <w:top w:type="dxa" w:w="60"/>
+              <w:left w:type="dxa" w:w="100"/>
+              <w:bottom w:type="dxa" w:w="60"/>
+              <w:right w:type="dxa" w:w="100"/>
+            </w:tcMar>
+          </w:tcPr>
+          <w:p>
+            <w:pPr>
+              <w:spacing w:after="0" w:before="0"/>
+            </w:pPr>
+            <w:r>
+              <w:rPr>
+                <w:b/>
+                <w:bCs/>
+                <w:color w:val="7A5400"/>
+                <w:sz w:val="16"/>
+                <w:szCs w:val="16"/>
+              </w:rPr>
+              <w:t xml:space="preserve">EXPLAIN YOUR REASONING</w:t>
+            </w:r>
+          </w:p>
+        </w:tc>
+      </w:tr>
+      <w:tr>
+        <w:trPr>
+          <w:cantSplit/>
+        </w:trPr>
+        <w:tc>
+          <w:tcPr>
+            <w:tcW w:type="dxa" w:w="2800"/>
+            <w:tcMar>
+              <w:top w:type="dxa" w:w="80"/>
+              <w:left w:type="dxa" w:w="100"/>
+              <w:bottom w:type="dxa" w:w="80"/>
+              <w:right w:type="dxa" w:w="100"/>
+            </w:tcMar>
+            <w:vAlign w:val="top"/>
+          </w:tcPr>
+          <w:p>
+            <w:pPr>
+              <w:spacing w:after="40" w:before="0"/>
+            </w:pPr>
+            <w:r>
+              <w:rPr>
+                <w:b/>
+                <w:bCs/>
+                <w:color w:val="0F2B3C"/>
+                <w:sz w:val="20"/>
+                <w:szCs w:val="20"/>
+              </w:rPr>
+              <w:t xml:space="preserve">2.  What is 3.6 − 1.4?</w:t>
+            </w:r>
+          </w:p>
+        </w:tc>
+        <w:tc>
+          <w:tcPr>
+            <w:tcW w:type="dxa" w:w="3560"/>
+            <w:tcMar>
+              <w:top w:type="dxa" w:w="80"/>
+              <w:left w:type="dxa" w:w="100"/>
+              <w:bottom w:type="dxa" w:w="80"/>
+              <w:right w:type="dxa" w:w="100"/>
+            </w:tcMar>
+            <w:vAlign w:val="top"/>
+          </w:tcPr>
+          <w:p>
+            <w:pPr>
+              <w:spacing w:after="50" w:before="0"/>
+            </w:pPr>
+            <w:r>
+              <w:rPr>
+                <w:color w:val="BBBBBB"/>
+                <w:sz w:val="18"/>
+                <w:szCs w:val="18"/>
+              </w:rPr>
+              <w:t xml:space="preserve">____________________________</w:t>
+            </w:r>
+          </w:p>
+          <w:p>
+            <w:pPr>
+              <w:spacing w:after="50" w:before="0"/>
+            </w:pPr>
+            <w:r>
+              <w:rPr>
+                <w:color w:val="BBBBBB"/>
+                <w:sz w:val="18"/>
+                <w:szCs w:val="18"/>
+              </w:rPr>
+              <w:t xml:space="preserve">____________________________</w:t>
+            </w:r>
+          </w:p>
+          <w:p>
+            <w:pPr>
+              <w:spacing w:after="50" w:before="0"/>
+            </w:pPr>
+            <w:r>
+              <w:rPr>
+                <w:color w:val="BBBBBB"/>
+                <w:sz w:val="18"/>
+                <w:szCs w:val="18"/>
+              </w:rPr>
+              <w:t xml:space="preserve">____________________________</w:t>
+            </w:r>
+          </w:p>
+          <w:p>
+            <w:pPr>
+              <w:spacing w:after="50" w:before="0"/>
+            </w:pPr>
+            <w:r>
+              <w:rPr>
+                <w:color w:val="BBBBBB"/>
+                <w:sz w:val="18"/>
+                <w:szCs w:val="18"/>
+              </w:rPr>
+              <w:t xml:space="preserve">____________________________</w:t>
+            </w:r>
+          </w:p>
+        </w:tc>
+        <w:tc>
+          <w:tcPr>
+            <w:tcW w:type="dxa" w:w="3000"/>
+            <w:shd w:fill="FBF3E2" w:color="auto" w:val="clear"/>
+            <w:tcMar>
+              <w:top w:type="dxa" w:w="80"/>
+              <w:left w:type="dxa" w:w="100"/>
+              <w:bottom w:type="dxa" w:w="80"/>
+              <w:right w:type="dxa" w:w="100"/>
+            </w:tcMar>
+            <w:vAlign w:val="top"/>
+          </w:tcPr>
+          <w:p>
+            <w:pPr>
+              <w:spacing w:after="30" w:before="0"/>
+            </w:pPr>
+            <w:r>
+              <w:rPr>
+                <w:b/>
+                <w:bCs/>
+                <w:color w:val="0F2B3C"/>
+                <w:sz w:val="18"/>
+                <w:szCs w:val="18"/>
+              </w:rPr>
+              <w:t xml:space="preserve">Because... ________________</w:t>
+            </w:r>
+          </w:p>
+          <w:p>
+            <w:pPr>
+              <w:spacing w:after="50" w:before="0"/>
+            </w:pPr>
+            <w:r>
+              <w:rPr>
+                <w:color w:val="BBBBBB"/>
+                <w:sz w:val="18"/>
+                <w:szCs w:val="18"/>
+              </w:rPr>
+              <w:t xml:space="preserve">____________________________</w:t>
+            </w:r>
+          </w:p>
+          <w:p>
+            <w:pPr>
+              <w:spacing w:after="30" w:before="40"/>
+            </w:pPr>
+            <w:r>
+              <w:rPr>
+                <w:b/>
+                <w:bCs/>
+                <w:color w:val="1A6FB5"/>
+                <w:sz w:val="18"/>
+                <w:szCs w:val="18"/>
+              </w:rPr>
+              <w:t xml:space="preserve">Although... _______________</w:t>
+            </w:r>
+          </w:p>
+          <w:p>
+            <w:pPr>
+              <w:spacing w:after="50" w:before="0"/>
+            </w:pPr>
+            <w:r>
+              <w:rPr>
+                <w:color w:val="BBBBBB"/>
+                <w:sz w:val="18"/>
+                <w:szCs w:val="18"/>
+              </w:rPr>
+              <w:t xml:space="preserve">____________________________</w:t>
+            </w:r>
+          </w:p>
+          <w:p>
+            <w:pPr>
+              <w:spacing w:after="30" w:before="40"/>
+            </w:pPr>
+            <w:r>
+              <w:rPr>
+                <w:b/>
+                <w:bCs/>
+                <w:color w:val="7A5400"/>
+                <w:sz w:val="18"/>
+                <w:szCs w:val="18"/>
+              </w:rPr>
+              <w:t xml:space="preserve">Therefore... ______________</w:t>
+            </w:r>
+          </w:p>
+          <w:p>
+            <w:pPr>
+              <w:spacing w:after="50" w:before="0"/>
+            </w:pPr>
+            <w:r>
+              <w:rPr>
+                <w:color w:val="BBBBBB"/>
+                <w:sz w:val="18"/>
+                <w:szCs w:val="18"/>
+              </w:rPr>
+              <w:t xml:space="preserve">____________________________</w:t>
+            </w:r>
+          </w:p>
+        </w:tc>
+      </w:tr>
+    </w:tbl>
+    <w:p>
+      <w:pPr>
+        <w:spacing w:after="60" w:before="0"/>
+      </w:pPr>
+      <w:r>
+        <w:t xml:space="preserve"/>
       </w:r>
     </w:p>
     <w:p>
@@ -313,50 +2704,616 @@
         <w:t xml:space="preserve">Warm-up straight into decimal sums with regrouping.</w:t>
       </w:r>
     </w:p>
-    <w:p>
-      <w:pPr>
-        <w:spacing w:after="40" w:before="0"/>
-      </w:pPr>
-      <w:r>
-        <w:rPr>
-          <w:sz w:val="22"/>
-          <w:szCs w:val="22"/>
-        </w:rPr>
-        <w:t xml:space="preserve">1.  What is 2.7 + 1.5?</w:t>
-      </w:r>
-    </w:p>
-    <w:p>
-      <w:pPr>
-        <w:spacing w:after="80" w:before="0"/>
-      </w:pPr>
-      <w:r>
-        <w:rPr>
-          <w:color w:val="BBBBBB"/>
-        </w:rPr>
-        <w:t xml:space="preserve">____________________________________________________</w:t>
-      </w:r>
-    </w:p>
-    <w:p>
-      <w:pPr>
-        <w:spacing w:after="40" w:before="0"/>
-      </w:pPr>
-      <w:r>
-        <w:rPr>
-          <w:sz w:val="22"/>
-          <w:szCs w:val="22"/>
-        </w:rPr>
-        <w:t xml:space="preserve">2.  What is 5.3 − 2.8?</w:t>
-      </w:r>
-    </w:p>
-    <w:p>
-      <w:pPr>
-        <w:spacing w:after="80" w:before="0"/>
-      </w:pPr>
-      <w:r>
-        <w:rPr>
-          <w:color w:val="BBBBBB"/>
-        </w:rPr>
-        <w:t xml:space="preserve">____________________________________________________</w:t>
+    <w:tbl>
+      <w:tblPr>
+        <w:tblW w:type="dxa" w:w="9360"/>
+        <w:tblBorders>
+          <w:top w:val="single" w:color="C7D2DD" w:sz="6"/>
+          <w:left w:val="single" w:color="C7D2DD" w:sz="6"/>
+          <w:bottom w:val="single" w:color="C7D2DD" w:sz="6"/>
+          <w:right w:val="single" w:color="C7D2DD" w:sz="6"/>
+          <w:insideH w:val="single" w:color="C7D2DD" w:sz="6"/>
+          <w:insideV w:val="single" w:color="C7D2DD" w:sz="6"/>
+        </w:tblBorders>
+      </w:tblPr>
+      <w:tblGrid>
+        <w:gridCol w:w="2800"/>
+        <w:gridCol w:w="3560"/>
+        <w:gridCol w:w="3000"/>
+      </w:tblGrid>
+      <w:tr>
+        <w:trPr>
+          <w:cantSplit/>
+          <w:tblHeader/>
+        </w:trPr>
+        <w:tc>
+          <w:tcPr>
+            <w:tcW w:type="dxa" w:w="2800"/>
+            <w:shd w:fill="EEF4F8" w:color="auto" w:val="clear"/>
+            <w:tcMar>
+              <w:top w:type="dxa" w:w="60"/>
+              <w:left w:type="dxa" w:w="100"/>
+              <w:bottom w:type="dxa" w:w="60"/>
+              <w:right w:type="dxa" w:w="100"/>
+            </w:tcMar>
+          </w:tcPr>
+          <w:p>
+            <w:pPr>
+              <w:spacing w:after="0" w:before="0"/>
+            </w:pPr>
+            <w:r>
+              <w:rPr>
+                <w:b/>
+                <w:bCs/>
+                <w:color w:val="0F2B3C"/>
+                <w:sz w:val="16"/>
+                <w:szCs w:val="16"/>
+              </w:rPr>
+              <w:t xml:space="preserve">CORE PROBLEM / GIVEN REPRESENTATION</w:t>
+            </w:r>
+          </w:p>
+        </w:tc>
+        <w:tc>
+          <w:tcPr>
+            <w:tcW w:type="dxa" w:w="3560"/>
+            <w:shd w:fill="EEF4F8" w:color="auto" w:val="clear"/>
+            <w:tcMar>
+              <w:top w:type="dxa" w:w="60"/>
+              <w:left w:type="dxa" w:w="100"/>
+              <w:bottom w:type="dxa" w:w="60"/>
+              <w:right w:type="dxa" w:w="100"/>
+            </w:tcMar>
+          </w:tcPr>
+          <w:p>
+            <w:pPr>
+              <w:spacing w:after="0" w:before="0"/>
+            </w:pPr>
+            <w:r>
+              <w:rPr>
+                <w:b/>
+                <w:bCs/>
+                <w:color w:val="0F2B3C"/>
+                <w:sz w:val="16"/>
+                <w:szCs w:val="16"/>
+              </w:rPr>
+              <w:t xml:space="preserve">WORKING SPACE / CALCULATION STEPS</w:t>
+            </w:r>
+          </w:p>
+        </w:tc>
+        <w:tc>
+          <w:tcPr>
+            <w:tcW w:type="dxa" w:w="3000"/>
+            <w:shd w:fill="FBF3E2" w:color="auto" w:val="clear"/>
+            <w:tcMar>
+              <w:top w:type="dxa" w:w="60"/>
+              <w:left w:type="dxa" w:w="100"/>
+              <w:bottom w:type="dxa" w:w="60"/>
+              <w:right w:type="dxa" w:w="100"/>
+            </w:tcMar>
+          </w:tcPr>
+          <w:p>
+            <w:pPr>
+              <w:spacing w:after="0" w:before="0"/>
+            </w:pPr>
+            <w:r>
+              <w:rPr>
+                <w:b/>
+                <w:bCs/>
+                <w:color w:val="7A5400"/>
+                <w:sz w:val="16"/>
+                <w:szCs w:val="16"/>
+              </w:rPr>
+              <w:t xml:space="preserve">EXPLAIN YOUR REASONING</w:t>
+            </w:r>
+          </w:p>
+        </w:tc>
+      </w:tr>
+      <w:tr>
+        <w:trPr>
+          <w:cantSplit/>
+        </w:trPr>
+        <w:tc>
+          <w:tcPr>
+            <w:tcW w:type="dxa" w:w="2800"/>
+            <w:tcMar>
+              <w:top w:type="dxa" w:w="80"/>
+              <w:left w:type="dxa" w:w="100"/>
+              <w:bottom w:type="dxa" w:w="80"/>
+              <w:right w:type="dxa" w:w="100"/>
+            </w:tcMar>
+            <w:vAlign w:val="top"/>
+          </w:tcPr>
+          <w:p>
+            <w:pPr>
+              <w:spacing w:after="40" w:before="0"/>
+            </w:pPr>
+            <w:r>
+              <w:rPr>
+                <w:b/>
+                <w:bCs/>
+                <w:color w:val="0F2B3C"/>
+                <w:sz w:val="20"/>
+                <w:szCs w:val="20"/>
+              </w:rPr>
+              <w:t xml:space="preserve">1.  What is 2.7 + 1.5?</w:t>
+            </w:r>
+          </w:p>
+        </w:tc>
+        <w:tc>
+          <w:tcPr>
+            <w:tcW w:type="dxa" w:w="3560"/>
+            <w:tcMar>
+              <w:top w:type="dxa" w:w="80"/>
+              <w:left w:type="dxa" w:w="100"/>
+              <w:bottom w:type="dxa" w:w="80"/>
+              <w:right w:type="dxa" w:w="100"/>
+            </w:tcMar>
+            <w:vAlign w:val="top"/>
+          </w:tcPr>
+          <w:p>
+            <w:pPr>
+              <w:spacing w:after="50" w:before="0"/>
+            </w:pPr>
+            <w:r>
+              <w:rPr>
+                <w:color w:val="BBBBBB"/>
+                <w:sz w:val="18"/>
+                <w:szCs w:val="18"/>
+              </w:rPr>
+              <w:t xml:space="preserve">____________________________</w:t>
+            </w:r>
+          </w:p>
+          <w:p>
+            <w:pPr>
+              <w:spacing w:after="50" w:before="0"/>
+            </w:pPr>
+            <w:r>
+              <w:rPr>
+                <w:color w:val="BBBBBB"/>
+                <w:sz w:val="18"/>
+                <w:szCs w:val="18"/>
+              </w:rPr>
+              <w:t xml:space="preserve">____________________________</w:t>
+            </w:r>
+          </w:p>
+          <w:p>
+            <w:pPr>
+              <w:spacing w:after="50" w:before="0"/>
+            </w:pPr>
+            <w:r>
+              <w:rPr>
+                <w:color w:val="BBBBBB"/>
+                <w:sz w:val="18"/>
+                <w:szCs w:val="18"/>
+              </w:rPr>
+              <w:t xml:space="preserve">____________________________</w:t>
+            </w:r>
+          </w:p>
+          <w:p>
+            <w:pPr>
+              <w:spacing w:after="50" w:before="0"/>
+            </w:pPr>
+            <w:r>
+              <w:rPr>
+                <w:color w:val="BBBBBB"/>
+                <w:sz w:val="18"/>
+                <w:szCs w:val="18"/>
+              </w:rPr>
+              <w:t xml:space="preserve">____________________________</w:t>
+            </w:r>
+          </w:p>
+        </w:tc>
+        <w:tc>
+          <w:tcPr>
+            <w:tcW w:type="dxa" w:w="3000"/>
+            <w:shd w:fill="FBF3E2" w:color="auto" w:val="clear"/>
+            <w:tcMar>
+              <w:top w:type="dxa" w:w="80"/>
+              <w:left w:type="dxa" w:w="100"/>
+              <w:bottom w:type="dxa" w:w="80"/>
+              <w:right w:type="dxa" w:w="100"/>
+            </w:tcMar>
+            <w:vAlign w:val="top"/>
+          </w:tcPr>
+          <w:p>
+            <w:pPr>
+              <w:spacing w:after="30" w:before="0"/>
+            </w:pPr>
+            <w:r>
+              <w:rPr>
+                <w:b/>
+                <w:bCs/>
+                <w:color w:val="0F2B3C"/>
+                <w:sz w:val="18"/>
+                <w:szCs w:val="18"/>
+              </w:rPr>
+              <w:t xml:space="preserve">Because... ________________</w:t>
+            </w:r>
+          </w:p>
+          <w:p>
+            <w:pPr>
+              <w:spacing w:after="50" w:before="0"/>
+            </w:pPr>
+            <w:r>
+              <w:rPr>
+                <w:color w:val="BBBBBB"/>
+                <w:sz w:val="18"/>
+                <w:szCs w:val="18"/>
+              </w:rPr>
+              <w:t xml:space="preserve">____________________________</w:t>
+            </w:r>
+          </w:p>
+          <w:p>
+            <w:pPr>
+              <w:spacing w:after="30" w:before="40"/>
+            </w:pPr>
+            <w:r>
+              <w:rPr>
+                <w:b/>
+                <w:bCs/>
+                <w:color w:val="1A6FB5"/>
+                <w:sz w:val="18"/>
+                <w:szCs w:val="18"/>
+              </w:rPr>
+              <w:t xml:space="preserve">Although... _______________</w:t>
+            </w:r>
+          </w:p>
+          <w:p>
+            <w:pPr>
+              <w:spacing w:after="50" w:before="0"/>
+            </w:pPr>
+            <w:r>
+              <w:rPr>
+                <w:color w:val="BBBBBB"/>
+                <w:sz w:val="18"/>
+                <w:szCs w:val="18"/>
+              </w:rPr>
+              <w:t xml:space="preserve">____________________________</w:t>
+            </w:r>
+          </w:p>
+          <w:p>
+            <w:pPr>
+              <w:spacing w:after="30" w:before="40"/>
+            </w:pPr>
+            <w:r>
+              <w:rPr>
+                <w:b/>
+                <w:bCs/>
+                <w:color w:val="7A5400"/>
+                <w:sz w:val="18"/>
+                <w:szCs w:val="18"/>
+              </w:rPr>
+              <w:t xml:space="preserve">Therefore... ______________</w:t>
+            </w:r>
+          </w:p>
+          <w:p>
+            <w:pPr>
+              <w:spacing w:after="50" w:before="0"/>
+            </w:pPr>
+            <w:r>
+              <w:rPr>
+                <w:color w:val="BBBBBB"/>
+                <w:sz w:val="18"/>
+                <w:szCs w:val="18"/>
+              </w:rPr>
+              <w:t xml:space="preserve">____________________________</w:t>
+            </w:r>
+          </w:p>
+        </w:tc>
+      </w:tr>
+    </w:tbl>
+    <w:p>
+      <w:pPr>
+        <w:spacing w:after="60" w:before="0"/>
+      </w:pPr>
+      <w:r>
+        <w:t xml:space="preserve"/>
+      </w:r>
+    </w:p>
+    <w:tbl>
+      <w:tblPr>
+        <w:tblW w:type="dxa" w:w="9360"/>
+        <w:tblBorders>
+          <w:top w:val="single" w:color="C7D2DD" w:sz="6"/>
+          <w:left w:val="single" w:color="C7D2DD" w:sz="6"/>
+          <w:bottom w:val="single" w:color="C7D2DD" w:sz="6"/>
+          <w:right w:val="single" w:color="C7D2DD" w:sz="6"/>
+          <w:insideH w:val="single" w:color="C7D2DD" w:sz="6"/>
+          <w:insideV w:val="single" w:color="C7D2DD" w:sz="6"/>
+        </w:tblBorders>
+      </w:tblPr>
+      <w:tblGrid>
+        <w:gridCol w:w="2800"/>
+        <w:gridCol w:w="3560"/>
+        <w:gridCol w:w="3000"/>
+      </w:tblGrid>
+      <w:tr>
+        <w:trPr>
+          <w:cantSplit/>
+          <w:tblHeader/>
+        </w:trPr>
+        <w:tc>
+          <w:tcPr>
+            <w:tcW w:type="dxa" w:w="2800"/>
+            <w:shd w:fill="EEF4F8" w:color="auto" w:val="clear"/>
+            <w:tcMar>
+              <w:top w:type="dxa" w:w="60"/>
+              <w:left w:type="dxa" w:w="100"/>
+              <w:bottom w:type="dxa" w:w="60"/>
+              <w:right w:type="dxa" w:w="100"/>
+            </w:tcMar>
+          </w:tcPr>
+          <w:p>
+            <w:pPr>
+              <w:spacing w:after="0" w:before="0"/>
+            </w:pPr>
+            <w:r>
+              <w:rPr>
+                <w:b/>
+                <w:bCs/>
+                <w:color w:val="0F2B3C"/>
+                <w:sz w:val="16"/>
+                <w:szCs w:val="16"/>
+              </w:rPr>
+              <w:t xml:space="preserve">CORE PROBLEM / GIVEN REPRESENTATION</w:t>
+            </w:r>
+          </w:p>
+        </w:tc>
+        <w:tc>
+          <w:tcPr>
+            <w:tcW w:type="dxa" w:w="3560"/>
+            <w:shd w:fill="EEF4F8" w:color="auto" w:val="clear"/>
+            <w:tcMar>
+              <w:top w:type="dxa" w:w="60"/>
+              <w:left w:type="dxa" w:w="100"/>
+              <w:bottom w:type="dxa" w:w="60"/>
+              <w:right w:type="dxa" w:w="100"/>
+            </w:tcMar>
+          </w:tcPr>
+          <w:p>
+            <w:pPr>
+              <w:spacing w:after="0" w:before="0"/>
+            </w:pPr>
+            <w:r>
+              <w:rPr>
+                <w:b/>
+                <w:bCs/>
+                <w:color w:val="0F2B3C"/>
+                <w:sz w:val="16"/>
+                <w:szCs w:val="16"/>
+              </w:rPr>
+              <w:t xml:space="preserve">WORKING SPACE / CALCULATION STEPS</w:t>
+            </w:r>
+          </w:p>
+        </w:tc>
+        <w:tc>
+          <w:tcPr>
+            <w:tcW w:type="dxa" w:w="3000"/>
+            <w:shd w:fill="FBF3E2" w:color="auto" w:val="clear"/>
+            <w:tcMar>
+              <w:top w:type="dxa" w:w="60"/>
+              <w:left w:type="dxa" w:w="100"/>
+              <w:bottom w:type="dxa" w:w="60"/>
+              <w:right w:type="dxa" w:w="100"/>
+            </w:tcMar>
+          </w:tcPr>
+          <w:p>
+            <w:pPr>
+              <w:spacing w:after="0" w:before="0"/>
+            </w:pPr>
+            <w:r>
+              <w:rPr>
+                <w:b/>
+                <w:bCs/>
+                <w:color w:val="7A5400"/>
+                <w:sz w:val="16"/>
+                <w:szCs w:val="16"/>
+              </w:rPr>
+              <w:t xml:space="preserve">EXPLAIN YOUR REASONING</w:t>
+            </w:r>
+          </w:p>
+        </w:tc>
+      </w:tr>
+      <w:tr>
+        <w:trPr>
+          <w:cantSplit/>
+        </w:trPr>
+        <w:tc>
+          <w:tcPr>
+            <w:tcW w:type="dxa" w:w="2800"/>
+            <w:tcMar>
+              <w:top w:type="dxa" w:w="80"/>
+              <w:left w:type="dxa" w:w="100"/>
+              <w:bottom w:type="dxa" w:w="80"/>
+              <w:right w:type="dxa" w:w="100"/>
+            </w:tcMar>
+            <w:vAlign w:val="top"/>
+          </w:tcPr>
+          <w:p>
+            <w:pPr>
+              <w:spacing w:after="40" w:before="0"/>
+            </w:pPr>
+            <w:r>
+              <w:rPr>
+                <w:b/>
+                <w:bCs/>
+                <w:color w:val="0F2B3C"/>
+                <w:sz w:val="20"/>
+                <w:szCs w:val="20"/>
+              </w:rPr>
+              <w:t xml:space="preserve">2.  What is 5.3 − 2.8?</w:t>
+            </w:r>
+          </w:p>
+        </w:tc>
+        <w:tc>
+          <w:tcPr>
+            <w:tcW w:type="dxa" w:w="3560"/>
+            <w:tcMar>
+              <w:top w:type="dxa" w:w="80"/>
+              <w:left w:type="dxa" w:w="100"/>
+              <w:bottom w:type="dxa" w:w="80"/>
+              <w:right w:type="dxa" w:w="100"/>
+            </w:tcMar>
+            <w:vAlign w:val="top"/>
+          </w:tcPr>
+          <w:p>
+            <w:pPr>
+              <w:spacing w:after="50" w:before="0"/>
+            </w:pPr>
+            <w:r>
+              <w:rPr>
+                <w:color w:val="BBBBBB"/>
+                <w:sz w:val="18"/>
+                <w:szCs w:val="18"/>
+              </w:rPr>
+              <w:t xml:space="preserve">____________________________</w:t>
+            </w:r>
+          </w:p>
+          <w:p>
+            <w:pPr>
+              <w:spacing w:after="50" w:before="0"/>
+            </w:pPr>
+            <w:r>
+              <w:rPr>
+                <w:color w:val="BBBBBB"/>
+                <w:sz w:val="18"/>
+                <w:szCs w:val="18"/>
+              </w:rPr>
+              <w:t xml:space="preserve">____________________________</w:t>
+            </w:r>
+          </w:p>
+          <w:p>
+            <w:pPr>
+              <w:spacing w:after="50" w:before="0"/>
+            </w:pPr>
+            <w:r>
+              <w:rPr>
+                <w:color w:val="BBBBBB"/>
+                <w:sz w:val="18"/>
+                <w:szCs w:val="18"/>
+              </w:rPr>
+              <w:t xml:space="preserve">____________________________</w:t>
+            </w:r>
+          </w:p>
+          <w:p>
+            <w:pPr>
+              <w:spacing w:after="50" w:before="0"/>
+            </w:pPr>
+            <w:r>
+              <w:rPr>
+                <w:color w:val="BBBBBB"/>
+                <w:sz w:val="18"/>
+                <w:szCs w:val="18"/>
+              </w:rPr>
+              <w:t xml:space="preserve">____________________________</w:t>
+            </w:r>
+          </w:p>
+        </w:tc>
+        <w:tc>
+          <w:tcPr>
+            <w:tcW w:type="dxa" w:w="3000"/>
+            <w:shd w:fill="FBF3E2" w:color="auto" w:val="clear"/>
+            <w:tcMar>
+              <w:top w:type="dxa" w:w="80"/>
+              <w:left w:type="dxa" w:w="100"/>
+              <w:bottom w:type="dxa" w:w="80"/>
+              <w:right w:type="dxa" w:w="100"/>
+            </w:tcMar>
+            <w:vAlign w:val="top"/>
+          </w:tcPr>
+          <w:p>
+            <w:pPr>
+              <w:spacing w:after="30" w:before="0"/>
+            </w:pPr>
+            <w:r>
+              <w:rPr>
+                <w:b/>
+                <w:bCs/>
+                <w:color w:val="0F2B3C"/>
+                <w:sz w:val="18"/>
+                <w:szCs w:val="18"/>
+              </w:rPr>
+              <w:t xml:space="preserve">Because... ________________</w:t>
+            </w:r>
+          </w:p>
+          <w:p>
+            <w:pPr>
+              <w:spacing w:after="50" w:before="0"/>
+            </w:pPr>
+            <w:r>
+              <w:rPr>
+                <w:color w:val="BBBBBB"/>
+                <w:sz w:val="18"/>
+                <w:szCs w:val="18"/>
+              </w:rPr>
+              <w:t xml:space="preserve">____________________________</w:t>
+            </w:r>
+          </w:p>
+          <w:p>
+            <w:pPr>
+              <w:spacing w:after="30" w:before="40"/>
+            </w:pPr>
+            <w:r>
+              <w:rPr>
+                <w:b/>
+                <w:bCs/>
+                <w:color w:val="1A6FB5"/>
+                <w:sz w:val="18"/>
+                <w:szCs w:val="18"/>
+              </w:rPr>
+              <w:t xml:space="preserve">Although... _______________</w:t>
+            </w:r>
+          </w:p>
+          <w:p>
+            <w:pPr>
+              <w:spacing w:after="50" w:before="0"/>
+            </w:pPr>
+            <w:r>
+              <w:rPr>
+                <w:color w:val="BBBBBB"/>
+                <w:sz w:val="18"/>
+                <w:szCs w:val="18"/>
+              </w:rPr>
+              <w:t xml:space="preserve">____________________________</w:t>
+            </w:r>
+          </w:p>
+          <w:p>
+            <w:pPr>
+              <w:spacing w:after="30" w:before="40"/>
+            </w:pPr>
+            <w:r>
+              <w:rPr>
+                <w:b/>
+                <w:bCs/>
+                <w:color w:val="7A5400"/>
+                <w:sz w:val="18"/>
+                <w:szCs w:val="18"/>
+              </w:rPr>
+              <w:t xml:space="preserve">Therefore... ______________</w:t>
+            </w:r>
+          </w:p>
+          <w:p>
+            <w:pPr>
+              <w:spacing w:after="50" w:before="0"/>
+            </w:pPr>
+            <w:r>
+              <w:rPr>
+                <w:color w:val="BBBBBB"/>
+                <w:sz w:val="18"/>
+                <w:szCs w:val="18"/>
+              </w:rPr>
+              <w:t xml:space="preserve">____________________________</w:t>
+            </w:r>
+          </w:p>
+        </w:tc>
+      </w:tr>
+    </w:tbl>
+    <w:p>
+      <w:pPr>
+        <w:spacing w:after="60" w:before="0"/>
+      </w:pPr>
+      <w:r>
+        <w:t xml:space="preserve"/>
       </w:r>
     </w:p>
     <w:p>
@@ -420,6 +3377,141 @@
         <w:t xml:space="preserve">____________________________________________________</w:t>
       </w:r>
     </w:p>
+    <w:tbl>
+      <w:tblPr>
+        <w:tblW w:type="dxa" w:w="9360"/>
+        <w:tblBorders>
+          <w:top w:val="single" w:color="C7D2DD" w:sz="6"/>
+          <w:left w:val="single" w:color="C7D2DD" w:sz="6"/>
+          <w:bottom w:val="single" w:color="C7D2DD" w:sz="6"/>
+          <w:right w:val="single" w:color="C7D2DD" w:sz="6"/>
+          <w:insideH w:val="single" w:color="C7D2DD" w:sz="6"/>
+          <w:insideV w:val="single" w:color="C7D2DD" w:sz="6"/>
+        </w:tblBorders>
+      </w:tblPr>
+      <w:tblGrid>
+        <w:gridCol w:w="3120"/>
+        <w:gridCol w:w="3120"/>
+        <w:gridCol w:w="3120"/>
+      </w:tblGrid>
+      <w:tr>
+        <w:trPr>
+          <w:cantSplit/>
+          <w:tblHeader/>
+        </w:trPr>
+        <w:tc>
+          <w:tcPr>
+            <w:tcW w:type="dxa" w:w="9360"/>
+            <w:gridSpan w:val="3"/>
+            <w:shd w:fill="EEF4F8" w:color="auto" w:val="clear"/>
+            <w:tcMar>
+              <w:top w:type="dxa" w:w="60"/>
+              <w:left w:type="dxa" w:w="100"/>
+              <w:bottom w:type="dxa" w:w="60"/>
+              <w:right w:type="dxa" w:w="100"/>
+            </w:tcMar>
+          </w:tcPr>
+          <w:p>
+            <w:pPr>
+              <w:spacing w:after="0" w:before="0"/>
+            </w:pPr>
+            <w:r>
+              <w:rPr>
+                <w:b/>
+                <w:bCs/>
+                <w:color w:val="0F2B3C"/>
+                <w:sz w:val="18"/>
+                <w:szCs w:val="18"/>
+              </w:rPr>
+              <w:t xml:space="preserve">EXIT CHECK · 3-POINT SELF-ASSESSMENT CHECKLIST</w:t>
+            </w:r>
+          </w:p>
+        </w:tc>
+      </w:tr>
+      <w:tr>
+        <w:trPr>
+          <w:cantSplit/>
+        </w:trPr>
+        <w:tc>
+          <w:tcPr>
+            <w:tcW w:type="dxa" w:w="3120"/>
+            <w:tcMar>
+              <w:top w:type="dxa" w:w="80"/>
+              <w:left w:type="dxa" w:w="100"/>
+              <w:bottom w:type="dxa" w:w="80"/>
+              <w:right w:type="dxa" w:w="100"/>
+            </w:tcMar>
+          </w:tcPr>
+          <w:p>
+            <w:pPr>
+              <w:spacing w:after="0" w:before="0"/>
+            </w:pPr>
+            <w:r>
+              <w:rPr>
+                <w:b/>
+                <w:bCs/>
+                <w:color w:val="0F2B3C"/>
+                <w:sz w:val="18"/>
+                <w:szCs w:val="18"/>
+              </w:rPr>
+              <w:t xml:space="preserve">☐ 1. Units &amp; Labels Verified</w:t>
+            </w:r>
+          </w:p>
+        </w:tc>
+        <w:tc>
+          <w:tcPr>
+            <w:tcW w:type="dxa" w:w="3120"/>
+            <w:tcMar>
+              <w:top w:type="dxa" w:w="80"/>
+              <w:left w:type="dxa" w:w="100"/>
+              <w:bottom w:type="dxa" w:w="80"/>
+              <w:right w:type="dxa" w:w="100"/>
+            </w:tcMar>
+          </w:tcPr>
+          <w:p>
+            <w:pPr>
+              <w:spacing w:after="0" w:before="0"/>
+            </w:pPr>
+            <w:r>
+              <w:rPr>
+                <w:b/>
+                <w:bCs/>
+                <w:color w:val="0F2B3C"/>
+                <w:sz w:val="18"/>
+                <w:szCs w:val="18"/>
+              </w:rPr>
+              <w:t xml:space="preserve">☐ 2. Reasoning Stated (Because / Although / Therefore)</w:t>
+            </w:r>
+          </w:p>
+        </w:tc>
+        <w:tc>
+          <w:tcPr>
+            <w:tcW w:type="dxa" w:w="3120"/>
+            <w:tcMar>
+              <w:top w:type="dxa" w:w="80"/>
+              <w:left w:type="dxa" w:w="100"/>
+              <w:bottom w:type="dxa" w:w="80"/>
+              <w:right w:type="dxa" w:w="100"/>
+            </w:tcMar>
+          </w:tcPr>
+          <w:p>
+            <w:pPr>
+              <w:spacing w:after="0" w:before="0"/>
+            </w:pPr>
+            <w:r>
+              <w:rPr>
+                <w:b/>
+                <w:bCs/>
+                <w:color w:val="0F2B3C"/>
+                <w:sz w:val="18"/>
+                <w:szCs w:val="18"/>
+              </w:rPr>
+              <w:t xml:space="preserve">☐ 3. Calculations Double-Checked</w:t>
+            </w:r>
+          </w:p>
+        </w:tc>
+      </w:tr>
+    </w:tbl>
     <w:p>
       <w:pPr>
         <w:spacing w:after="60" w:before="120"/>
